--- a/نموذج اسئلة الفصل الثاني.docx
+++ b/نموذج اسئلة الفصل الثاني.docx
@@ -1,10 +1,10 @@
 
 <file path=word/document.xml><?xml version="1.0" encoding="utf-8"?>
-<w:document xmlns:wpc="http://schemas.microsoft.com/office/word/2010/wordprocessingCanvas" xmlns:cx="http://schemas.microsoft.com/office/drawing/2014/chartex" xmlns:cx1="http://schemas.microsoft.com/office/drawing/2015/9/8/chartex" xmlns:mc="http://schemas.openxmlformats.org/markup-compatibility/2006" xmlns:o="urn:schemas-microsoft-com:office:office" xmlns:r="http://schemas.openxmlformats.org/officeDocument/2006/relationships" xmlns:m="http://schemas.openxmlformats.org/officeDocument/2006/math" xmlns:v="urn:schemas-microsoft-com:vml" xmlns:wp14="http://schemas.microsoft.com/office/word/2010/wordprocessingDrawing" xmlns:wp="http://schemas.openxmlformats.org/drawingml/2006/wordprocessingDrawing" xmlns:w10="urn:schemas-microsoft-com:office:word" xmlns:w="http://schemas.openxmlformats.org/wordprocessingml/2006/main" xmlns:w14="http://schemas.microsoft.com/office/word/2010/wordml" xmlns:w15="http://schemas.microsoft.com/office/word/2012/wordml" xmlns:w16se="http://schemas.microsoft.com/office/word/2015/wordml/symex" xmlns:wpg="http://schemas.microsoft.com/office/word/2010/wordprocessingGroup" xmlns:wpi="http://schemas.microsoft.com/office/word/2010/wordprocessingInk" xmlns:wne="http://schemas.microsoft.com/office/word/2006/wordml" xmlns:wps="http://schemas.microsoft.com/office/word/2010/wordprocessingShape" mc:Ignorable="w14 w15 w16se wp14">
+<w:document xmlns:wpc="http://schemas.microsoft.com/office/word/2010/wordprocessingCanvas" xmlns:mc="http://schemas.openxmlformats.org/markup-compatibility/2006" xmlns:o="urn:schemas-microsoft-com:office:office" xmlns:r="http://schemas.openxmlformats.org/officeDocument/2006/relationships" xmlns:m="http://schemas.openxmlformats.org/officeDocument/2006/math" xmlns:v="urn:schemas-microsoft-com:vml" xmlns:wp14="http://schemas.microsoft.com/office/word/2010/wordprocessingDrawing" xmlns:wp="http://schemas.openxmlformats.org/drawingml/2006/wordprocessingDrawing" xmlns:w10="urn:schemas-microsoft-com:office:word" xmlns:w="http://schemas.openxmlformats.org/wordprocessingml/2006/main" xmlns:w14="http://schemas.microsoft.com/office/word/2010/wordml" xmlns:w15="http://schemas.microsoft.com/office/word/2012/wordml" xmlns:wpg="http://schemas.microsoft.com/office/word/2010/wordprocessingGroup" xmlns:wpi="http://schemas.microsoft.com/office/word/2010/wordprocessingInk" xmlns:wne="http://schemas.microsoft.com/office/word/2006/wordml" xmlns:wps="http://schemas.microsoft.com/office/word/2010/wordprocessingShape" mc:Ignorable="w14 w15 wp14">
   <w:body>
     <w:tbl>
       <w:tblPr>
-        <w:tblStyle w:val="a3"/>
+        <w:tblStyle w:val="TableGrid"/>
         <w:bidiVisual/>
         <w:tblW w:w="5000" w:type="pct"/>
         <w:jc w:val="center"/>
@@ -680,35 +680,7 @@
           <w:rtl/>
           <w:lang w:bidi="ar-EG"/>
         </w:rPr>
-        <w:t xml:space="preserve">السؤال </w:t>
-      </w:r>
-      <w:proofErr w:type="gramStart"/>
-      <w:r>
-        <w:rPr>
-          <w:rFonts w:cstheme="minorHAnsi"/>
-          <w:b/>
-          <w:bCs/>
-          <w:sz w:val="20"/>
-          <w:szCs w:val="20"/>
-          <w:u w:val="single"/>
-          <w:rtl/>
-          <w:lang w:bidi="ar-EG"/>
-        </w:rPr>
-        <w:t>الأول:-</w:t>
-      </w:r>
-      <w:proofErr w:type="gramEnd"/>
-      <w:r>
-        <w:rPr>
-          <w:rFonts w:cstheme="minorHAnsi"/>
-          <w:b/>
-          <w:bCs/>
-          <w:sz w:val="20"/>
-          <w:szCs w:val="20"/>
-          <w:u w:val="single"/>
-          <w:rtl/>
-          <w:lang w:bidi="ar-EG"/>
-        </w:rPr>
-        <w:t xml:space="preserve"> اختر </w:t>
+        <w:t xml:space="preserve">السؤال الأول:- اختر </w:t>
       </w:r>
       <w:r>
         <w:rPr>
@@ -747,35 +719,7 @@
           <w:rtl/>
           <w:lang w:bidi="ar-EG"/>
         </w:rPr>
-        <w:t xml:space="preserve"> ثم قم بتظليلها </w:t>
-      </w:r>
-      <w:proofErr w:type="spellStart"/>
-      <w:r>
-        <w:rPr>
-          <w:rFonts w:cstheme="minorHAnsi"/>
-          <w:b/>
-          <w:bCs/>
-          <w:sz w:val="20"/>
-          <w:szCs w:val="20"/>
-          <w:u w:val="single"/>
-          <w:rtl/>
-          <w:lang w:bidi="ar-EG"/>
-        </w:rPr>
-        <w:t>فى</w:t>
-      </w:r>
-      <w:proofErr w:type="spellEnd"/>
-      <w:r>
-        <w:rPr>
-          <w:rFonts w:cstheme="minorHAnsi"/>
-          <w:b/>
-          <w:bCs/>
-          <w:sz w:val="20"/>
-          <w:szCs w:val="20"/>
-          <w:u w:val="single"/>
-          <w:rtl/>
-          <w:lang w:bidi="ar-EG"/>
-        </w:rPr>
-        <w:t xml:space="preserve"> نموذج الاجابة بدقة</w:t>
+        <w:t xml:space="preserve"> ثم قم بتظليلها فى نموذج الاجابة بدقة</w:t>
       </w:r>
       <w:r>
         <w:rPr>
@@ -826,7 +770,7 @@
         <w:tblLook w:val="04A0" w:firstRow="1" w:lastRow="0" w:firstColumn="1" w:lastColumn="0" w:noHBand="0" w:noVBand="1"/>
       </w:tblPr>
       <w:tblGrid>
-        <w:gridCol w:w="808"/>
+        <w:gridCol w:w="806"/>
         <w:gridCol w:w="488"/>
         <w:gridCol w:w="1885"/>
         <w:gridCol w:w="330"/>
@@ -834,7 +778,7 @@
         <w:gridCol w:w="334"/>
         <w:gridCol w:w="1779"/>
         <w:gridCol w:w="343"/>
-        <w:gridCol w:w="2035"/>
+        <w:gridCol w:w="2037"/>
       </w:tblGrid>
       <w:tr>
         <w:trPr>
@@ -843,7 +787,7 @@
         </w:trPr>
         <w:tc>
           <w:tcPr>
-            <w:tcW w:w="395" w:type="pct"/>
+            <w:tcW w:w="394" w:type="pct"/>
             <w:vAlign w:val="center"/>
           </w:tcPr>
           <w:p>
@@ -876,7 +820,7 @@
         </w:tc>
         <w:tc>
           <w:tcPr>
-            <w:tcW w:w="4605" w:type="pct"/>
+            <w:tcW w:w="4606" w:type="pct"/>
             <w:gridSpan w:val="8"/>
             <w:shd w:val="clear" w:color="000000" w:fill="FFFFFF"/>
             <w:vAlign w:val="center"/>
@@ -906,7 +850,7 @@
         </w:trPr>
         <w:tc>
           <w:tcPr>
-            <w:tcW w:w="395" w:type="pct"/>
+            <w:tcW w:w="394" w:type="pct"/>
             <w:vAlign w:val="center"/>
           </w:tcPr>
           <w:p>
@@ -1157,7 +1101,7 @@
         </w:trPr>
         <w:tc>
           <w:tcPr>
-            <w:tcW w:w="395" w:type="pct"/>
+            <w:tcW w:w="394" w:type="pct"/>
             <w:vAlign w:val="center"/>
           </w:tcPr>
           <w:p>
@@ -1190,7 +1134,7 @@
         </w:tc>
         <w:tc>
           <w:tcPr>
-            <w:tcW w:w="4605" w:type="pct"/>
+            <w:tcW w:w="4606" w:type="pct"/>
             <w:gridSpan w:val="8"/>
             <w:shd w:val="clear" w:color="000000" w:fill="FFFFFF"/>
           </w:tcPr>
@@ -1219,7 +1163,7 @@
         </w:trPr>
         <w:tc>
           <w:tcPr>
-            <w:tcW w:w="395" w:type="pct"/>
+            <w:tcW w:w="394" w:type="pct"/>
             <w:vAlign w:val="center"/>
           </w:tcPr>
           <w:p>
@@ -1467,7 +1411,7 @@
         </w:trPr>
         <w:tc>
           <w:tcPr>
-            <w:tcW w:w="395" w:type="pct"/>
+            <w:tcW w:w="394" w:type="pct"/>
             <w:vAlign w:val="center"/>
           </w:tcPr>
           <w:p>
@@ -1500,7 +1444,7 @@
         </w:tc>
         <w:tc>
           <w:tcPr>
-            <w:tcW w:w="4605" w:type="pct"/>
+            <w:tcW w:w="4606" w:type="pct"/>
             <w:gridSpan w:val="8"/>
             <w:shd w:val="clear" w:color="000000" w:fill="FFFFFF"/>
           </w:tcPr>
@@ -1529,7 +1473,7 @@
         </w:trPr>
         <w:tc>
           <w:tcPr>
-            <w:tcW w:w="395" w:type="pct"/>
+            <w:tcW w:w="394" w:type="pct"/>
             <w:vAlign w:val="center"/>
           </w:tcPr>
           <w:p>
@@ -1777,7 +1721,7 @@
         </w:trPr>
         <w:tc>
           <w:tcPr>
-            <w:tcW w:w="395" w:type="pct"/>
+            <w:tcW w:w="394" w:type="pct"/>
             <w:vAlign w:val="center"/>
           </w:tcPr>
           <w:p>
@@ -1810,7 +1754,7 @@
         </w:tc>
         <w:tc>
           <w:tcPr>
-            <w:tcW w:w="4605" w:type="pct"/>
+            <w:tcW w:w="4606" w:type="pct"/>
             <w:gridSpan w:val="8"/>
             <w:shd w:val="clear" w:color="000000" w:fill="FFFFFF"/>
           </w:tcPr>
@@ -1839,7 +1783,7 @@
         </w:trPr>
         <w:tc>
           <w:tcPr>
-            <w:tcW w:w="395" w:type="pct"/>
+            <w:tcW w:w="394" w:type="pct"/>
             <w:vAlign w:val="center"/>
           </w:tcPr>
           <w:p>
@@ -2087,7 +2031,7 @@
         </w:trPr>
         <w:tc>
           <w:tcPr>
-            <w:tcW w:w="395" w:type="pct"/>
+            <w:tcW w:w="394" w:type="pct"/>
             <w:vAlign w:val="center"/>
           </w:tcPr>
           <w:p>
@@ -2120,7 +2064,7 @@
         </w:tc>
         <w:tc>
           <w:tcPr>
-            <w:tcW w:w="4605" w:type="pct"/>
+            <w:tcW w:w="4606" w:type="pct"/>
             <w:gridSpan w:val="8"/>
             <w:shd w:val="clear" w:color="000000" w:fill="FFFFFF"/>
           </w:tcPr>
@@ -2149,7 +2093,7 @@
         </w:trPr>
         <w:tc>
           <w:tcPr>
-            <w:tcW w:w="395" w:type="pct"/>
+            <w:tcW w:w="394" w:type="pct"/>
             <w:vAlign w:val="center"/>
           </w:tcPr>
           <w:p>
@@ -2397,7 +2341,7 @@
         </w:trPr>
         <w:tc>
           <w:tcPr>
-            <w:tcW w:w="395" w:type="pct"/>
+            <w:tcW w:w="394" w:type="pct"/>
             <w:vAlign w:val="center"/>
           </w:tcPr>
           <w:p>
@@ -2430,7 +2374,7 @@
         </w:tc>
         <w:tc>
           <w:tcPr>
-            <w:tcW w:w="4605" w:type="pct"/>
+            <w:tcW w:w="4606" w:type="pct"/>
             <w:gridSpan w:val="8"/>
             <w:shd w:val="clear" w:color="000000" w:fill="FFFFFF"/>
           </w:tcPr>
@@ -2459,7 +2403,7 @@
         </w:trPr>
         <w:tc>
           <w:tcPr>
-            <w:tcW w:w="395" w:type="pct"/>
+            <w:tcW w:w="394" w:type="pct"/>
             <w:vAlign w:val="center"/>
           </w:tcPr>
           <w:p>
@@ -2707,7 +2651,7 @@
         </w:trPr>
         <w:tc>
           <w:tcPr>
-            <w:tcW w:w="395" w:type="pct"/>
+            <w:tcW w:w="394" w:type="pct"/>
             <w:vAlign w:val="center"/>
           </w:tcPr>
           <w:p>
@@ -2740,7 +2684,7 @@
         </w:tc>
         <w:tc>
           <w:tcPr>
-            <w:tcW w:w="4605" w:type="pct"/>
+            <w:tcW w:w="4606" w:type="pct"/>
             <w:gridSpan w:val="8"/>
             <w:shd w:val="clear" w:color="000000" w:fill="FFFFFF"/>
           </w:tcPr>
@@ -2769,7 +2713,7 @@
         </w:trPr>
         <w:tc>
           <w:tcPr>
-            <w:tcW w:w="395" w:type="pct"/>
+            <w:tcW w:w="394" w:type="pct"/>
             <w:vAlign w:val="center"/>
           </w:tcPr>
           <w:p>
@@ -3017,7 +2961,7 @@
         </w:trPr>
         <w:tc>
           <w:tcPr>
-            <w:tcW w:w="395" w:type="pct"/>
+            <w:tcW w:w="394" w:type="pct"/>
             <w:vAlign w:val="center"/>
           </w:tcPr>
           <w:p>
@@ -3050,7 +2994,7 @@
         </w:tc>
         <w:tc>
           <w:tcPr>
-            <w:tcW w:w="4605" w:type="pct"/>
+            <w:tcW w:w="4606" w:type="pct"/>
             <w:gridSpan w:val="8"/>
             <w:shd w:val="clear" w:color="000000" w:fill="FFFFFF"/>
           </w:tcPr>
@@ -3079,7 +3023,7 @@
         </w:trPr>
         <w:tc>
           <w:tcPr>
-            <w:tcW w:w="395" w:type="pct"/>
+            <w:tcW w:w="394" w:type="pct"/>
             <w:vAlign w:val="center"/>
           </w:tcPr>
           <w:p>
@@ -3327,7 +3271,7 @@
         </w:trPr>
         <w:tc>
           <w:tcPr>
-            <w:tcW w:w="395" w:type="pct"/>
+            <w:tcW w:w="394" w:type="pct"/>
             <w:vAlign w:val="center"/>
           </w:tcPr>
           <w:p>
@@ -3360,7 +3304,7 @@
         </w:tc>
         <w:tc>
           <w:tcPr>
-            <w:tcW w:w="4605" w:type="pct"/>
+            <w:tcW w:w="4606" w:type="pct"/>
             <w:gridSpan w:val="8"/>
             <w:shd w:val="clear" w:color="000000" w:fill="FFFFFF"/>
           </w:tcPr>
@@ -3389,7 +3333,7 @@
         </w:trPr>
         <w:tc>
           <w:tcPr>
-            <w:tcW w:w="395" w:type="pct"/>
+            <w:tcW w:w="394" w:type="pct"/>
             <w:vAlign w:val="center"/>
           </w:tcPr>
           <w:p>
@@ -3637,7 +3581,7 @@
         </w:trPr>
         <w:tc>
           <w:tcPr>
-            <w:tcW w:w="395" w:type="pct"/>
+            <w:tcW w:w="394" w:type="pct"/>
             <w:vAlign w:val="center"/>
           </w:tcPr>
           <w:p>
@@ -3670,7 +3614,7 @@
         </w:tc>
         <w:tc>
           <w:tcPr>
-            <w:tcW w:w="4605" w:type="pct"/>
+            <w:tcW w:w="4606" w:type="pct"/>
             <w:gridSpan w:val="8"/>
             <w:shd w:val="clear" w:color="000000" w:fill="FFFFFF"/>
           </w:tcPr>
@@ -3699,7 +3643,7 @@
         </w:trPr>
         <w:tc>
           <w:tcPr>
-            <w:tcW w:w="395" w:type="pct"/>
+            <w:tcW w:w="394" w:type="pct"/>
             <w:vAlign w:val="center"/>
           </w:tcPr>
           <w:p>
@@ -3947,7 +3891,7 @@
         </w:trPr>
         <w:tc>
           <w:tcPr>
-            <w:tcW w:w="395" w:type="pct"/>
+            <w:tcW w:w="394" w:type="pct"/>
             <w:vAlign w:val="center"/>
           </w:tcPr>
           <w:p>
@@ -3980,7 +3924,7 @@
         </w:tc>
         <w:tc>
           <w:tcPr>
-            <w:tcW w:w="4605" w:type="pct"/>
+            <w:tcW w:w="4606" w:type="pct"/>
             <w:gridSpan w:val="8"/>
             <w:shd w:val="clear" w:color="000000" w:fill="FFFFFF"/>
           </w:tcPr>
@@ -4009,7 +3953,7 @@
         </w:trPr>
         <w:tc>
           <w:tcPr>
-            <w:tcW w:w="395" w:type="pct"/>
+            <w:tcW w:w="394" w:type="pct"/>
             <w:vAlign w:val="center"/>
           </w:tcPr>
           <w:p>
@@ -4257,7 +4201,7 @@
         </w:trPr>
         <w:tc>
           <w:tcPr>
-            <w:tcW w:w="395" w:type="pct"/>
+            <w:tcW w:w="394" w:type="pct"/>
             <w:vAlign w:val="center"/>
           </w:tcPr>
           <w:p>
@@ -4290,7 +4234,7 @@
         </w:tc>
         <w:tc>
           <w:tcPr>
-            <w:tcW w:w="4605" w:type="pct"/>
+            <w:tcW w:w="4606" w:type="pct"/>
             <w:gridSpan w:val="8"/>
             <w:shd w:val="clear" w:color="000000" w:fill="FFFFFF"/>
           </w:tcPr>
@@ -4319,7 +4263,7 @@
         </w:trPr>
         <w:tc>
           <w:tcPr>
-            <w:tcW w:w="395" w:type="pct"/>
+            <w:tcW w:w="394" w:type="pct"/>
             <w:vAlign w:val="center"/>
           </w:tcPr>
           <w:p>
@@ -4567,7 +4511,7 @@
         </w:trPr>
         <w:tc>
           <w:tcPr>
-            <w:tcW w:w="395" w:type="pct"/>
+            <w:tcW w:w="394" w:type="pct"/>
             <w:vAlign w:val="center"/>
           </w:tcPr>
           <w:p>
@@ -4600,7 +4544,7 @@
         </w:tc>
         <w:tc>
           <w:tcPr>
-            <w:tcW w:w="4605" w:type="pct"/>
+            <w:tcW w:w="4606" w:type="pct"/>
             <w:gridSpan w:val="8"/>
             <w:shd w:val="clear" w:color="000000" w:fill="FFFFFF"/>
           </w:tcPr>
@@ -4629,7 +4573,7 @@
         </w:trPr>
         <w:tc>
           <w:tcPr>
-            <w:tcW w:w="395" w:type="pct"/>
+            <w:tcW w:w="394" w:type="pct"/>
             <w:vAlign w:val="center"/>
           </w:tcPr>
           <w:p>
@@ -4877,7 +4821,7 @@
         </w:trPr>
         <w:tc>
           <w:tcPr>
-            <w:tcW w:w="395" w:type="pct"/>
+            <w:tcW w:w="394" w:type="pct"/>
             <w:vAlign w:val="center"/>
           </w:tcPr>
           <w:p>
@@ -4910,7 +4854,7 @@
         </w:tc>
         <w:tc>
           <w:tcPr>
-            <w:tcW w:w="4605" w:type="pct"/>
+            <w:tcW w:w="4606" w:type="pct"/>
             <w:gridSpan w:val="8"/>
             <w:shd w:val="clear" w:color="000000" w:fill="FFFFFF"/>
           </w:tcPr>
@@ -4939,7 +4883,7 @@
         </w:trPr>
         <w:tc>
           <w:tcPr>
-            <w:tcW w:w="395" w:type="pct"/>
+            <w:tcW w:w="394" w:type="pct"/>
             <w:vAlign w:val="center"/>
           </w:tcPr>
           <w:p>
@@ -5187,7 +5131,7 @@
         </w:trPr>
         <w:tc>
           <w:tcPr>
-            <w:tcW w:w="395" w:type="pct"/>
+            <w:tcW w:w="394" w:type="pct"/>
             <w:vAlign w:val="center"/>
           </w:tcPr>
           <w:p>
@@ -5220,7 +5164,7 @@
         </w:tc>
         <w:tc>
           <w:tcPr>
-            <w:tcW w:w="4605" w:type="pct"/>
+            <w:tcW w:w="4606" w:type="pct"/>
             <w:gridSpan w:val="8"/>
             <w:shd w:val="clear" w:color="000000" w:fill="FFFFFF"/>
           </w:tcPr>
@@ -5249,7 +5193,7 @@
         </w:trPr>
         <w:tc>
           <w:tcPr>
-            <w:tcW w:w="395" w:type="pct"/>
+            <w:tcW w:w="394" w:type="pct"/>
             <w:vAlign w:val="center"/>
           </w:tcPr>
           <w:p>
@@ -5500,7 +5444,7 @@
         </w:trPr>
         <w:tc>
           <w:tcPr>
-            <w:tcW w:w="395" w:type="pct"/>
+            <w:tcW w:w="394" w:type="pct"/>
             <w:vAlign w:val="center"/>
           </w:tcPr>
           <w:p>
@@ -5533,7 +5477,7 @@
         </w:tc>
         <w:tc>
           <w:tcPr>
-            <w:tcW w:w="4605" w:type="pct"/>
+            <w:tcW w:w="4606" w:type="pct"/>
             <w:gridSpan w:val="8"/>
             <w:shd w:val="clear" w:color="000000" w:fill="FFFFFF"/>
           </w:tcPr>
@@ -5562,7 +5506,7 @@
         </w:trPr>
         <w:tc>
           <w:tcPr>
-            <w:tcW w:w="395" w:type="pct"/>
+            <w:tcW w:w="394" w:type="pct"/>
             <w:vAlign w:val="center"/>
           </w:tcPr>
           <w:p>
@@ -5810,7 +5754,7 @@
         </w:trPr>
         <w:tc>
           <w:tcPr>
-            <w:tcW w:w="395" w:type="pct"/>
+            <w:tcW w:w="394" w:type="pct"/>
             <w:vAlign w:val="center"/>
           </w:tcPr>
           <w:p>
@@ -5843,7 +5787,7 @@
         </w:tc>
         <w:tc>
           <w:tcPr>
-            <w:tcW w:w="4605" w:type="pct"/>
+            <w:tcW w:w="4606" w:type="pct"/>
             <w:gridSpan w:val="8"/>
             <w:shd w:val="clear" w:color="000000" w:fill="FFFFFF"/>
           </w:tcPr>
@@ -5872,7 +5816,7 @@
         </w:trPr>
         <w:tc>
           <w:tcPr>
-            <w:tcW w:w="395" w:type="pct"/>
+            <w:tcW w:w="394" w:type="pct"/>
             <w:vAlign w:val="center"/>
           </w:tcPr>
           <w:p>
@@ -6120,7 +6064,7 @@
         </w:trPr>
         <w:tc>
           <w:tcPr>
-            <w:tcW w:w="395" w:type="pct"/>
+            <w:tcW w:w="394" w:type="pct"/>
             <w:vAlign w:val="center"/>
           </w:tcPr>
           <w:p>
@@ -6153,7 +6097,7 @@
         </w:tc>
         <w:tc>
           <w:tcPr>
-            <w:tcW w:w="4605" w:type="pct"/>
+            <w:tcW w:w="4606" w:type="pct"/>
             <w:gridSpan w:val="8"/>
             <w:shd w:val="clear" w:color="000000" w:fill="FFFFFF"/>
           </w:tcPr>
@@ -6182,7 +6126,7 @@
         </w:trPr>
         <w:tc>
           <w:tcPr>
-            <w:tcW w:w="395" w:type="pct"/>
+            <w:tcW w:w="394" w:type="pct"/>
             <w:vAlign w:val="center"/>
           </w:tcPr>
           <w:p>
@@ -6430,7 +6374,7 @@
         </w:trPr>
         <w:tc>
           <w:tcPr>
-            <w:tcW w:w="395" w:type="pct"/>
+            <w:tcW w:w="394" w:type="pct"/>
             <w:vAlign w:val="center"/>
           </w:tcPr>
           <w:p>
@@ -6463,7 +6407,7 @@
         </w:tc>
         <w:tc>
           <w:tcPr>
-            <w:tcW w:w="4605" w:type="pct"/>
+            <w:tcW w:w="4606" w:type="pct"/>
             <w:gridSpan w:val="8"/>
             <w:shd w:val="clear" w:color="000000" w:fill="FFFFFF"/>
           </w:tcPr>
@@ -6492,7 +6436,7 @@
         </w:trPr>
         <w:tc>
           <w:tcPr>
-            <w:tcW w:w="395" w:type="pct"/>
+            <w:tcW w:w="394" w:type="pct"/>
             <w:vAlign w:val="center"/>
           </w:tcPr>
           <w:p>
@@ -6740,7 +6684,7 @@
         </w:trPr>
         <w:tc>
           <w:tcPr>
-            <w:tcW w:w="395" w:type="pct"/>
+            <w:tcW w:w="394" w:type="pct"/>
             <w:vAlign w:val="center"/>
           </w:tcPr>
           <w:p>
@@ -6773,7 +6717,7 @@
         </w:tc>
         <w:tc>
           <w:tcPr>
-            <w:tcW w:w="4605" w:type="pct"/>
+            <w:tcW w:w="4606" w:type="pct"/>
             <w:gridSpan w:val="8"/>
             <w:shd w:val="clear" w:color="000000" w:fill="FFFFFF"/>
           </w:tcPr>
@@ -6802,7 +6746,3423 @@
         </w:trPr>
         <w:tc>
           <w:tcPr>
-            <w:tcW w:w="395" w:type="pct"/>
+            <w:tcW w:w="394" w:type="pct"/>
+            <w:vAlign w:val="center"/>
+          </w:tcPr>
+          <w:p>
+            <w:pPr>
+              <w:bidi/>
+              <w:spacing w:before="0" w:after="0" w:line="240" w:lineRule="auto"/>
+              <w:ind w:left="360"/>
+              <w:rPr>
+                <w:rFonts w:cstheme="minorHAnsi"/>
+                <w:b/>
+                <w:bCs/>
+                <w:color w:val="000000"/>
+                <w:sz w:val="20"/>
+                <w:szCs w:val="20"/>
+              </w:rPr>
+            </w:pPr>
+          </w:p>
+        </w:tc>
+        <w:tc>
+          <w:tcPr>
+            <w:tcW w:w="238" w:type="pct"/>
+            <w:shd w:val="clear" w:color="000000" w:fill="FFFFFF"/>
+          </w:tcPr>
+          <w:p>
+            <w:pPr>
+              <w:bidi/>
+              <w:spacing w:before="0" w:after="0" w:line="240" w:lineRule="auto"/>
+              <w:jc w:val="lowKashida"/>
+              <w:rPr>
+                <w:rFonts w:cstheme="minorHAnsi"/>
+                <w:b/>
+                <w:bCs/>
+                <w:color w:val="000000"/>
+                <w:sz w:val="20"/>
+                <w:szCs w:val="20"/>
+              </w:rPr>
+            </w:pPr>
+            <w:r>
+              <w:rPr>
+                <w:rFonts w:cstheme="minorHAnsi"/>
+                <w:b/>
+                <w:bCs/>
+                <w:color w:val="000000"/>
+                <w:sz w:val="20"/>
+                <w:szCs w:val="20"/>
+              </w:rPr>
+              <w:t>A</w:t>
+            </w:r>
+          </w:p>
+        </w:tc>
+        <w:tc>
+          <w:tcPr>
+            <w:tcW w:w="920" w:type="pct"/>
+            <w:shd w:val="clear" w:color="000000" w:fill="FFFFFF"/>
+            <w:vAlign w:val="center"/>
+          </w:tcPr>
+          <w:p>
+            <w:pPr>
+              <w:bidi/>
+              <w:spacing w:before="0" w:after="0" w:line="240" w:lineRule="auto"/>
+              <w:jc w:val="lowKashida"/>
+              <w:rPr>
+                <w:rFonts w:cstheme="minorHAnsi"/>
+                <w:b/>
+                <w:bCs/>
+                <w:color w:val="000000"/>
+                <w:sz w:val="20"/>
+                <w:szCs w:val="20"/>
+                <w:rtl/>
+              </w:rPr>
+            </w:pPr>
+          </w:p>
+        </w:tc>
+        <w:tc>
+          <w:tcPr>
+            <w:tcW w:w="161" w:type="pct"/>
+            <w:shd w:val="clear" w:color="000000" w:fill="FFFFFF"/>
+            <w:vAlign w:val="center"/>
+          </w:tcPr>
+          <w:p>
+            <w:pPr>
+              <w:bidi/>
+              <w:spacing w:before="0" w:after="0" w:line="240" w:lineRule="auto"/>
+              <w:jc w:val="lowKashida"/>
+              <w:rPr>
+                <w:rFonts w:cstheme="minorHAnsi"/>
+                <w:b/>
+                <w:bCs/>
+                <w:color w:val="000000"/>
+                <w:sz w:val="20"/>
+                <w:szCs w:val="20"/>
+              </w:rPr>
+            </w:pPr>
+            <w:r>
+              <w:rPr>
+                <w:rFonts w:cstheme="minorHAnsi"/>
+                <w:b/>
+                <w:bCs/>
+                <w:color w:val="000000"/>
+                <w:sz w:val="20"/>
+                <w:szCs w:val="20"/>
+              </w:rPr>
+              <w:t>B</w:t>
+            </w:r>
+          </w:p>
+        </w:tc>
+        <w:tc>
+          <w:tcPr>
+            <w:tcW w:w="1095" w:type="pct"/>
+            <w:shd w:val="clear" w:color="000000" w:fill="FFFFFF"/>
+            <w:vAlign w:val="center"/>
+          </w:tcPr>
+          <w:p>
+            <w:pPr>
+              <w:bidi/>
+              <w:spacing w:before="0" w:after="0" w:line="240" w:lineRule="auto"/>
+              <w:jc w:val="lowKashida"/>
+              <w:rPr>
+                <w:rFonts w:cstheme="minorHAnsi"/>
+                <w:b/>
+                <w:bCs/>
+                <w:color w:val="000000"/>
+                <w:sz w:val="20"/>
+                <w:szCs w:val="20"/>
+                <w:rtl/>
+              </w:rPr>
+            </w:pPr>
+          </w:p>
+        </w:tc>
+        <w:tc>
+          <w:tcPr>
+            <w:tcW w:w="163" w:type="pct"/>
+            <w:shd w:val="clear" w:color="000000" w:fill="FFFFFF"/>
+          </w:tcPr>
+          <w:p>
+            <w:pPr>
+              <w:bidi/>
+              <w:spacing w:before="0" w:after="0" w:line="240" w:lineRule="auto"/>
+              <w:jc w:val="lowKashida"/>
+              <w:rPr>
+                <w:rFonts w:cstheme="minorHAnsi"/>
+                <w:b/>
+                <w:bCs/>
+                <w:color w:val="000000"/>
+                <w:sz w:val="20"/>
+                <w:szCs w:val="20"/>
+              </w:rPr>
+            </w:pPr>
+            <w:r>
+              <w:rPr>
+                <w:rFonts w:cstheme="minorHAnsi"/>
+                <w:b/>
+                <w:bCs/>
+                <w:color w:val="000000"/>
+                <w:sz w:val="20"/>
+                <w:szCs w:val="20"/>
+              </w:rPr>
+              <w:t>C</w:t>
+            </w:r>
+          </w:p>
+        </w:tc>
+        <w:tc>
+          <w:tcPr>
+            <w:tcW w:w="868" w:type="pct"/>
+            <w:shd w:val="clear" w:color="000000" w:fill="FFFFFF"/>
+            <w:vAlign w:val="center"/>
+          </w:tcPr>
+          <w:p>
+            <w:pPr>
+              <w:bidi/>
+              <w:spacing w:before="0" w:after="0" w:line="240" w:lineRule="auto"/>
+              <w:jc w:val="lowKashida"/>
+              <w:rPr>
+                <w:rFonts w:cstheme="minorHAnsi"/>
+                <w:b/>
+                <w:bCs/>
+                <w:color w:val="000000"/>
+                <w:sz w:val="20"/>
+                <w:szCs w:val="20"/>
+                <w:rtl/>
+              </w:rPr>
+            </w:pPr>
+          </w:p>
+        </w:tc>
+        <w:tc>
+          <w:tcPr>
+            <w:tcW w:w="167" w:type="pct"/>
+            <w:shd w:val="clear" w:color="000000" w:fill="FFFFFF"/>
+          </w:tcPr>
+          <w:p>
+            <w:pPr>
+              <w:bidi/>
+              <w:spacing w:before="0" w:after="0" w:line="240" w:lineRule="auto"/>
+              <w:jc w:val="lowKashida"/>
+              <w:rPr>
+                <w:rFonts w:cstheme="minorHAnsi"/>
+                <w:b/>
+                <w:bCs/>
+                <w:color w:val="000000"/>
+                <w:sz w:val="20"/>
+                <w:szCs w:val="20"/>
+              </w:rPr>
+            </w:pPr>
+            <w:r>
+              <w:rPr>
+                <w:rFonts w:cstheme="minorHAnsi"/>
+                <w:b/>
+                <w:bCs/>
+                <w:color w:val="000000"/>
+                <w:sz w:val="20"/>
+                <w:szCs w:val="20"/>
+              </w:rPr>
+              <w:t>D</w:t>
+            </w:r>
+          </w:p>
+        </w:tc>
+        <w:tc>
+          <w:tcPr>
+            <w:tcW w:w="993" w:type="pct"/>
+            <w:shd w:val="clear" w:color="000000" w:fill="FFFFFF"/>
+            <w:vAlign w:val="center"/>
+          </w:tcPr>
+          <w:p>
+            <w:pPr>
+              <w:bidi/>
+              <w:spacing w:before="0" w:after="0" w:line="240" w:lineRule="auto"/>
+              <w:jc w:val="lowKashida"/>
+              <w:rPr>
+                <w:rFonts w:cstheme="minorHAnsi"/>
+                <w:b/>
+                <w:bCs/>
+                <w:color w:val="000000"/>
+                <w:sz w:val="20"/>
+                <w:szCs w:val="20"/>
+                <w:rtl/>
+              </w:rPr>
+            </w:pPr>
+          </w:p>
+        </w:tc>
+      </w:tr>
+      <w:tr>
+        <w:trPr>
+          <w:trHeight w:val="60"/>
+          <w:jc w:val="center"/>
+        </w:trPr>
+        <w:tc>
+          <w:tcPr>
+            <w:tcW w:w="394" w:type="pct"/>
+            <w:vAlign w:val="center"/>
+          </w:tcPr>
+          <w:p>
+            <w:pPr>
+              <w:bidi/>
+              <w:spacing w:before="0" w:after="0" w:line="240" w:lineRule="auto"/>
+              <w:ind w:left="360"/>
+              <w:rPr>
+                <w:rFonts w:cstheme="minorHAnsi"/>
+                <w:b/>
+                <w:bCs/>
+                <w:color w:val="000000"/>
+                <w:sz w:val="20"/>
+                <w:szCs w:val="20"/>
+              </w:rPr>
+            </w:pPr>
+            <w:r>
+              <w:rPr>
+                <w:rFonts w:cstheme="minorHAnsi" w:hint="cs"/>
+                <w:b/>
+                <w:bCs/>
+                <w:color w:val="000000"/>
+                <w:sz w:val="20"/>
+                <w:szCs w:val="20"/>
+                <w:rtl/>
+              </w:rPr>
+              <w:t>21</w:t>
+            </w:r>
+          </w:p>
+        </w:tc>
+        <w:tc>
+          <w:tcPr>
+            <w:tcW w:w="4606" w:type="pct"/>
+            <w:gridSpan w:val="8"/>
+            <w:shd w:val="clear" w:color="000000" w:fill="FFFFFF"/>
+          </w:tcPr>
+          <w:p>
+            <w:pPr>
+              <w:bidi/>
+              <w:spacing w:before="0" w:after="0" w:line="240" w:lineRule="auto"/>
+              <w:jc w:val="lowKashida"/>
+              <w:rPr>
+                <w:rFonts w:cstheme="minorHAnsi"/>
+                <w:b/>
+                <w:bCs/>
+                <w:color w:val="000000"/>
+                <w:sz w:val="20"/>
+                <w:szCs w:val="20"/>
+                <w:rtl/>
+              </w:rPr>
+            </w:pPr>
+          </w:p>
+        </w:tc>
+      </w:tr>
+      <w:tr>
+        <w:trPr>
+          <w:trHeight w:val="60"/>
+          <w:jc w:val="center"/>
+        </w:trPr>
+        <w:tc>
+          <w:tcPr>
+            <w:tcW w:w="394" w:type="pct"/>
+            <w:vAlign w:val="center"/>
+          </w:tcPr>
+          <w:p>
+            <w:pPr>
+              <w:bidi/>
+              <w:spacing w:before="0" w:after="0" w:line="240" w:lineRule="auto"/>
+              <w:ind w:left="360"/>
+              <w:rPr>
+                <w:rFonts w:cstheme="minorHAnsi"/>
+                <w:b/>
+                <w:bCs/>
+                <w:color w:val="000000"/>
+                <w:sz w:val="20"/>
+                <w:szCs w:val="20"/>
+              </w:rPr>
+            </w:pPr>
+          </w:p>
+        </w:tc>
+        <w:tc>
+          <w:tcPr>
+            <w:tcW w:w="238" w:type="pct"/>
+            <w:shd w:val="clear" w:color="000000" w:fill="FFFFFF"/>
+          </w:tcPr>
+          <w:p>
+            <w:pPr>
+              <w:bidi/>
+              <w:spacing w:before="0" w:after="0" w:line="240" w:lineRule="auto"/>
+              <w:jc w:val="lowKashida"/>
+              <w:rPr>
+                <w:rFonts w:cstheme="minorHAnsi"/>
+                <w:b/>
+                <w:bCs/>
+                <w:color w:val="000000"/>
+                <w:sz w:val="20"/>
+                <w:szCs w:val="20"/>
+              </w:rPr>
+            </w:pPr>
+            <w:r>
+              <w:rPr>
+                <w:rFonts w:cstheme="minorHAnsi"/>
+                <w:b/>
+                <w:bCs/>
+                <w:color w:val="000000"/>
+                <w:sz w:val="20"/>
+                <w:szCs w:val="20"/>
+              </w:rPr>
+              <w:t>A</w:t>
+            </w:r>
+          </w:p>
+        </w:tc>
+        <w:tc>
+          <w:tcPr>
+            <w:tcW w:w="920" w:type="pct"/>
+            <w:shd w:val="clear" w:color="000000" w:fill="FFFFFF"/>
+            <w:vAlign w:val="center"/>
+          </w:tcPr>
+          <w:p>
+            <w:pPr>
+              <w:bidi/>
+              <w:spacing w:before="0" w:after="0" w:line="240" w:lineRule="auto"/>
+              <w:jc w:val="lowKashida"/>
+              <w:rPr>
+                <w:rFonts w:cstheme="minorHAnsi"/>
+                <w:b/>
+                <w:bCs/>
+                <w:color w:val="000000"/>
+                <w:sz w:val="20"/>
+                <w:szCs w:val="20"/>
+                <w:rtl/>
+              </w:rPr>
+            </w:pPr>
+          </w:p>
+        </w:tc>
+        <w:tc>
+          <w:tcPr>
+            <w:tcW w:w="161" w:type="pct"/>
+            <w:shd w:val="clear" w:color="000000" w:fill="FFFFFF"/>
+            <w:vAlign w:val="center"/>
+          </w:tcPr>
+          <w:p>
+            <w:pPr>
+              <w:bidi/>
+              <w:spacing w:before="0" w:after="0" w:line="240" w:lineRule="auto"/>
+              <w:jc w:val="lowKashida"/>
+              <w:rPr>
+                <w:rFonts w:cstheme="minorHAnsi"/>
+                <w:b/>
+                <w:bCs/>
+                <w:color w:val="000000"/>
+                <w:sz w:val="20"/>
+                <w:szCs w:val="20"/>
+              </w:rPr>
+            </w:pPr>
+            <w:r>
+              <w:rPr>
+                <w:rFonts w:cstheme="minorHAnsi"/>
+                <w:b/>
+                <w:bCs/>
+                <w:color w:val="000000"/>
+                <w:sz w:val="20"/>
+                <w:szCs w:val="20"/>
+              </w:rPr>
+              <w:t>B</w:t>
+            </w:r>
+          </w:p>
+        </w:tc>
+        <w:tc>
+          <w:tcPr>
+            <w:tcW w:w="1095" w:type="pct"/>
+            <w:shd w:val="clear" w:color="000000" w:fill="FFFFFF"/>
+            <w:vAlign w:val="center"/>
+          </w:tcPr>
+          <w:p>
+            <w:pPr>
+              <w:bidi/>
+              <w:spacing w:before="0" w:after="0" w:line="240" w:lineRule="auto"/>
+              <w:jc w:val="lowKashida"/>
+              <w:rPr>
+                <w:rFonts w:cstheme="minorHAnsi"/>
+                <w:b/>
+                <w:bCs/>
+                <w:color w:val="000000"/>
+                <w:sz w:val="20"/>
+                <w:szCs w:val="20"/>
+                <w:rtl/>
+              </w:rPr>
+            </w:pPr>
+          </w:p>
+        </w:tc>
+        <w:tc>
+          <w:tcPr>
+            <w:tcW w:w="163" w:type="pct"/>
+            <w:shd w:val="clear" w:color="000000" w:fill="FFFFFF"/>
+          </w:tcPr>
+          <w:p>
+            <w:pPr>
+              <w:bidi/>
+              <w:spacing w:before="0" w:after="0" w:line="240" w:lineRule="auto"/>
+              <w:jc w:val="lowKashida"/>
+              <w:rPr>
+                <w:rFonts w:cstheme="minorHAnsi"/>
+                <w:b/>
+                <w:bCs/>
+                <w:color w:val="000000"/>
+                <w:sz w:val="20"/>
+                <w:szCs w:val="20"/>
+              </w:rPr>
+            </w:pPr>
+            <w:r>
+              <w:rPr>
+                <w:rFonts w:cstheme="minorHAnsi"/>
+                <w:b/>
+                <w:bCs/>
+                <w:color w:val="000000"/>
+                <w:sz w:val="20"/>
+                <w:szCs w:val="20"/>
+              </w:rPr>
+              <w:t>C</w:t>
+            </w:r>
+          </w:p>
+        </w:tc>
+        <w:tc>
+          <w:tcPr>
+            <w:tcW w:w="868" w:type="pct"/>
+            <w:shd w:val="clear" w:color="000000" w:fill="FFFFFF"/>
+            <w:vAlign w:val="center"/>
+          </w:tcPr>
+          <w:p>
+            <w:pPr>
+              <w:bidi/>
+              <w:spacing w:before="0" w:after="0" w:line="240" w:lineRule="auto"/>
+              <w:jc w:val="lowKashida"/>
+              <w:rPr>
+                <w:rFonts w:cstheme="minorHAnsi"/>
+                <w:b/>
+                <w:bCs/>
+                <w:color w:val="000000"/>
+                <w:sz w:val="20"/>
+                <w:szCs w:val="20"/>
+                <w:rtl/>
+              </w:rPr>
+            </w:pPr>
+          </w:p>
+        </w:tc>
+        <w:tc>
+          <w:tcPr>
+            <w:tcW w:w="167" w:type="pct"/>
+            <w:shd w:val="clear" w:color="000000" w:fill="FFFFFF"/>
+          </w:tcPr>
+          <w:p>
+            <w:pPr>
+              <w:bidi/>
+              <w:spacing w:before="0" w:after="0" w:line="240" w:lineRule="auto"/>
+              <w:jc w:val="lowKashida"/>
+              <w:rPr>
+                <w:rFonts w:cstheme="minorHAnsi"/>
+                <w:b/>
+                <w:bCs/>
+                <w:color w:val="000000"/>
+                <w:sz w:val="20"/>
+                <w:szCs w:val="20"/>
+              </w:rPr>
+            </w:pPr>
+            <w:r>
+              <w:rPr>
+                <w:rFonts w:cstheme="minorHAnsi"/>
+                <w:b/>
+                <w:bCs/>
+                <w:color w:val="000000"/>
+                <w:sz w:val="20"/>
+                <w:szCs w:val="20"/>
+              </w:rPr>
+              <w:t>D</w:t>
+            </w:r>
+          </w:p>
+        </w:tc>
+        <w:tc>
+          <w:tcPr>
+            <w:tcW w:w="993" w:type="pct"/>
+            <w:shd w:val="clear" w:color="000000" w:fill="FFFFFF"/>
+            <w:vAlign w:val="center"/>
+          </w:tcPr>
+          <w:p>
+            <w:pPr>
+              <w:bidi/>
+              <w:spacing w:before="0" w:after="0" w:line="240" w:lineRule="auto"/>
+              <w:jc w:val="lowKashida"/>
+              <w:rPr>
+                <w:rFonts w:cstheme="minorHAnsi"/>
+                <w:b/>
+                <w:bCs/>
+                <w:color w:val="000000"/>
+                <w:sz w:val="20"/>
+                <w:szCs w:val="20"/>
+                <w:rtl/>
+              </w:rPr>
+            </w:pPr>
+          </w:p>
+        </w:tc>
+      </w:tr>
+      <w:tr>
+        <w:trPr>
+          <w:trHeight w:val="60"/>
+          <w:jc w:val="center"/>
+        </w:trPr>
+        <w:tc>
+          <w:tcPr>
+            <w:tcW w:w="394" w:type="pct"/>
+            <w:vAlign w:val="center"/>
+          </w:tcPr>
+          <w:p>
+            <w:pPr>
+              <w:bidi/>
+              <w:spacing w:before="0" w:after="0" w:line="240" w:lineRule="auto"/>
+              <w:ind w:left="360"/>
+              <w:rPr>
+                <w:rFonts w:cstheme="minorHAnsi"/>
+                <w:b/>
+                <w:bCs/>
+                <w:color w:val="000000"/>
+                <w:sz w:val="20"/>
+                <w:szCs w:val="20"/>
+              </w:rPr>
+            </w:pPr>
+            <w:r>
+              <w:rPr>
+                <w:rFonts w:cstheme="minorHAnsi" w:hint="cs"/>
+                <w:b/>
+                <w:bCs/>
+                <w:color w:val="000000"/>
+                <w:sz w:val="20"/>
+                <w:szCs w:val="20"/>
+                <w:rtl/>
+              </w:rPr>
+              <w:t>22</w:t>
+            </w:r>
+          </w:p>
+        </w:tc>
+        <w:tc>
+          <w:tcPr>
+            <w:tcW w:w="4606" w:type="pct"/>
+            <w:gridSpan w:val="8"/>
+            <w:shd w:val="clear" w:color="000000" w:fill="FFFFFF"/>
+          </w:tcPr>
+          <w:p>
+            <w:pPr>
+              <w:bidi/>
+              <w:spacing w:before="0" w:after="0" w:line="240" w:lineRule="auto"/>
+              <w:jc w:val="lowKashida"/>
+              <w:rPr>
+                <w:rFonts w:cstheme="minorHAnsi"/>
+                <w:b/>
+                <w:bCs/>
+                <w:color w:val="000000"/>
+                <w:sz w:val="20"/>
+                <w:szCs w:val="20"/>
+                <w:rtl/>
+              </w:rPr>
+            </w:pPr>
+          </w:p>
+        </w:tc>
+      </w:tr>
+      <w:tr>
+        <w:trPr>
+          <w:trHeight w:val="60"/>
+          <w:jc w:val="center"/>
+        </w:trPr>
+        <w:tc>
+          <w:tcPr>
+            <w:tcW w:w="394" w:type="pct"/>
+            <w:vAlign w:val="center"/>
+          </w:tcPr>
+          <w:p>
+            <w:pPr>
+              <w:bidi/>
+              <w:spacing w:before="0" w:after="0" w:line="240" w:lineRule="auto"/>
+              <w:ind w:left="360"/>
+              <w:rPr>
+                <w:rFonts w:cstheme="minorHAnsi"/>
+                <w:b/>
+                <w:bCs/>
+                <w:color w:val="000000"/>
+                <w:sz w:val="20"/>
+                <w:szCs w:val="20"/>
+              </w:rPr>
+            </w:pPr>
+          </w:p>
+        </w:tc>
+        <w:tc>
+          <w:tcPr>
+            <w:tcW w:w="238" w:type="pct"/>
+            <w:shd w:val="clear" w:color="000000" w:fill="FFFFFF"/>
+          </w:tcPr>
+          <w:p>
+            <w:pPr>
+              <w:bidi/>
+              <w:spacing w:before="0" w:after="0" w:line="240" w:lineRule="auto"/>
+              <w:jc w:val="lowKashida"/>
+              <w:rPr>
+                <w:rFonts w:cstheme="minorHAnsi"/>
+                <w:b/>
+                <w:bCs/>
+                <w:color w:val="000000"/>
+                <w:sz w:val="20"/>
+                <w:szCs w:val="20"/>
+              </w:rPr>
+            </w:pPr>
+            <w:r>
+              <w:rPr>
+                <w:rFonts w:cstheme="minorHAnsi"/>
+                <w:b/>
+                <w:bCs/>
+                <w:color w:val="000000"/>
+                <w:sz w:val="20"/>
+                <w:szCs w:val="20"/>
+              </w:rPr>
+              <w:t>A</w:t>
+            </w:r>
+          </w:p>
+        </w:tc>
+        <w:tc>
+          <w:tcPr>
+            <w:tcW w:w="920" w:type="pct"/>
+            <w:shd w:val="clear" w:color="000000" w:fill="FFFFFF"/>
+            <w:vAlign w:val="center"/>
+          </w:tcPr>
+          <w:p>
+            <w:pPr>
+              <w:bidi/>
+              <w:spacing w:before="0" w:after="0" w:line="240" w:lineRule="auto"/>
+              <w:jc w:val="lowKashida"/>
+              <w:rPr>
+                <w:rFonts w:cstheme="minorHAnsi"/>
+                <w:b/>
+                <w:bCs/>
+                <w:color w:val="000000"/>
+                <w:sz w:val="20"/>
+                <w:szCs w:val="20"/>
+                <w:rtl/>
+              </w:rPr>
+            </w:pPr>
+          </w:p>
+        </w:tc>
+        <w:tc>
+          <w:tcPr>
+            <w:tcW w:w="161" w:type="pct"/>
+            <w:shd w:val="clear" w:color="000000" w:fill="FFFFFF"/>
+            <w:vAlign w:val="center"/>
+          </w:tcPr>
+          <w:p>
+            <w:pPr>
+              <w:bidi/>
+              <w:spacing w:before="0" w:after="0" w:line="240" w:lineRule="auto"/>
+              <w:jc w:val="lowKashida"/>
+              <w:rPr>
+                <w:rFonts w:cstheme="minorHAnsi"/>
+                <w:b/>
+                <w:bCs/>
+                <w:color w:val="000000"/>
+                <w:sz w:val="20"/>
+                <w:szCs w:val="20"/>
+              </w:rPr>
+            </w:pPr>
+            <w:r>
+              <w:rPr>
+                <w:rFonts w:cstheme="minorHAnsi"/>
+                <w:b/>
+                <w:bCs/>
+                <w:color w:val="000000"/>
+                <w:sz w:val="20"/>
+                <w:szCs w:val="20"/>
+              </w:rPr>
+              <w:t>B</w:t>
+            </w:r>
+          </w:p>
+        </w:tc>
+        <w:tc>
+          <w:tcPr>
+            <w:tcW w:w="1095" w:type="pct"/>
+            <w:shd w:val="clear" w:color="000000" w:fill="FFFFFF"/>
+            <w:vAlign w:val="center"/>
+          </w:tcPr>
+          <w:p>
+            <w:pPr>
+              <w:bidi/>
+              <w:spacing w:before="0" w:after="0" w:line="240" w:lineRule="auto"/>
+              <w:jc w:val="lowKashida"/>
+              <w:rPr>
+                <w:rFonts w:cstheme="minorHAnsi"/>
+                <w:b/>
+                <w:bCs/>
+                <w:color w:val="000000"/>
+                <w:sz w:val="20"/>
+                <w:szCs w:val="20"/>
+                <w:rtl/>
+              </w:rPr>
+            </w:pPr>
+          </w:p>
+        </w:tc>
+        <w:tc>
+          <w:tcPr>
+            <w:tcW w:w="163" w:type="pct"/>
+            <w:shd w:val="clear" w:color="000000" w:fill="FFFFFF"/>
+          </w:tcPr>
+          <w:p>
+            <w:pPr>
+              <w:bidi/>
+              <w:spacing w:before="0" w:after="0" w:line="240" w:lineRule="auto"/>
+              <w:jc w:val="lowKashida"/>
+              <w:rPr>
+                <w:rFonts w:cstheme="minorHAnsi"/>
+                <w:b/>
+                <w:bCs/>
+                <w:color w:val="000000"/>
+                <w:sz w:val="20"/>
+                <w:szCs w:val="20"/>
+              </w:rPr>
+            </w:pPr>
+            <w:r>
+              <w:rPr>
+                <w:rFonts w:cstheme="minorHAnsi"/>
+                <w:b/>
+                <w:bCs/>
+                <w:color w:val="000000"/>
+                <w:sz w:val="20"/>
+                <w:szCs w:val="20"/>
+              </w:rPr>
+              <w:t>C</w:t>
+            </w:r>
+          </w:p>
+        </w:tc>
+        <w:tc>
+          <w:tcPr>
+            <w:tcW w:w="868" w:type="pct"/>
+            <w:shd w:val="clear" w:color="000000" w:fill="FFFFFF"/>
+            <w:vAlign w:val="center"/>
+          </w:tcPr>
+          <w:p>
+            <w:pPr>
+              <w:bidi/>
+              <w:spacing w:before="0" w:after="0" w:line="240" w:lineRule="auto"/>
+              <w:jc w:val="lowKashida"/>
+              <w:rPr>
+                <w:rFonts w:cstheme="minorHAnsi"/>
+                <w:b/>
+                <w:bCs/>
+                <w:color w:val="000000"/>
+                <w:sz w:val="20"/>
+                <w:szCs w:val="20"/>
+                <w:rtl/>
+              </w:rPr>
+            </w:pPr>
+          </w:p>
+        </w:tc>
+        <w:tc>
+          <w:tcPr>
+            <w:tcW w:w="167" w:type="pct"/>
+            <w:shd w:val="clear" w:color="000000" w:fill="FFFFFF"/>
+          </w:tcPr>
+          <w:p>
+            <w:pPr>
+              <w:bidi/>
+              <w:spacing w:before="0" w:after="0" w:line="240" w:lineRule="auto"/>
+              <w:jc w:val="lowKashida"/>
+              <w:rPr>
+                <w:rFonts w:cstheme="minorHAnsi"/>
+                <w:b/>
+                <w:bCs/>
+                <w:color w:val="000000"/>
+                <w:sz w:val="20"/>
+                <w:szCs w:val="20"/>
+              </w:rPr>
+            </w:pPr>
+            <w:r>
+              <w:rPr>
+                <w:rFonts w:cstheme="minorHAnsi"/>
+                <w:b/>
+                <w:bCs/>
+                <w:color w:val="000000"/>
+                <w:sz w:val="20"/>
+                <w:szCs w:val="20"/>
+              </w:rPr>
+              <w:t>D</w:t>
+            </w:r>
+          </w:p>
+        </w:tc>
+        <w:tc>
+          <w:tcPr>
+            <w:tcW w:w="993" w:type="pct"/>
+            <w:shd w:val="clear" w:color="000000" w:fill="FFFFFF"/>
+            <w:vAlign w:val="center"/>
+          </w:tcPr>
+          <w:p>
+            <w:pPr>
+              <w:bidi/>
+              <w:spacing w:before="0" w:after="0" w:line="240" w:lineRule="auto"/>
+              <w:jc w:val="lowKashida"/>
+              <w:rPr>
+                <w:rFonts w:cstheme="minorHAnsi"/>
+                <w:b/>
+                <w:bCs/>
+                <w:color w:val="000000"/>
+                <w:sz w:val="20"/>
+                <w:szCs w:val="20"/>
+                <w:rtl/>
+              </w:rPr>
+            </w:pPr>
+          </w:p>
+        </w:tc>
+      </w:tr>
+      <w:tr>
+        <w:trPr>
+          <w:trHeight w:val="60"/>
+          <w:jc w:val="center"/>
+        </w:trPr>
+        <w:tc>
+          <w:tcPr>
+            <w:tcW w:w="394" w:type="pct"/>
+            <w:vAlign w:val="center"/>
+          </w:tcPr>
+          <w:p>
+            <w:pPr>
+              <w:bidi/>
+              <w:spacing w:before="0" w:after="0" w:line="240" w:lineRule="auto"/>
+              <w:ind w:left="360"/>
+              <w:rPr>
+                <w:rFonts w:cstheme="minorHAnsi"/>
+                <w:b/>
+                <w:bCs/>
+                <w:color w:val="000000"/>
+                <w:sz w:val="20"/>
+                <w:szCs w:val="20"/>
+              </w:rPr>
+            </w:pPr>
+            <w:r>
+              <w:rPr>
+                <w:rFonts w:cstheme="minorHAnsi" w:hint="cs"/>
+                <w:b/>
+                <w:bCs/>
+                <w:color w:val="000000"/>
+                <w:sz w:val="20"/>
+                <w:szCs w:val="20"/>
+                <w:rtl/>
+              </w:rPr>
+              <w:t>23</w:t>
+            </w:r>
+          </w:p>
+        </w:tc>
+        <w:tc>
+          <w:tcPr>
+            <w:tcW w:w="4606" w:type="pct"/>
+            <w:gridSpan w:val="8"/>
+            <w:shd w:val="clear" w:color="000000" w:fill="FFFFFF"/>
+          </w:tcPr>
+          <w:p>
+            <w:pPr>
+              <w:bidi/>
+              <w:spacing w:before="0" w:after="0" w:line="240" w:lineRule="auto"/>
+              <w:jc w:val="lowKashida"/>
+              <w:rPr>
+                <w:rFonts w:cstheme="minorHAnsi"/>
+                <w:b/>
+                <w:bCs/>
+                <w:color w:val="000000"/>
+                <w:sz w:val="20"/>
+                <w:szCs w:val="20"/>
+                <w:rtl/>
+              </w:rPr>
+            </w:pPr>
+          </w:p>
+        </w:tc>
+      </w:tr>
+      <w:tr>
+        <w:trPr>
+          <w:trHeight w:val="60"/>
+          <w:jc w:val="center"/>
+        </w:trPr>
+        <w:tc>
+          <w:tcPr>
+            <w:tcW w:w="394" w:type="pct"/>
+            <w:vAlign w:val="center"/>
+          </w:tcPr>
+          <w:p>
+            <w:pPr>
+              <w:bidi/>
+              <w:spacing w:before="0" w:after="0" w:line="240" w:lineRule="auto"/>
+              <w:ind w:left="360"/>
+              <w:rPr>
+                <w:rFonts w:cstheme="minorHAnsi"/>
+                <w:b/>
+                <w:bCs/>
+                <w:color w:val="000000"/>
+                <w:sz w:val="20"/>
+                <w:szCs w:val="20"/>
+              </w:rPr>
+            </w:pPr>
+          </w:p>
+        </w:tc>
+        <w:tc>
+          <w:tcPr>
+            <w:tcW w:w="238" w:type="pct"/>
+            <w:shd w:val="clear" w:color="000000" w:fill="FFFFFF"/>
+          </w:tcPr>
+          <w:p>
+            <w:pPr>
+              <w:bidi/>
+              <w:spacing w:before="0" w:after="0" w:line="240" w:lineRule="auto"/>
+              <w:jc w:val="lowKashida"/>
+              <w:rPr>
+                <w:rFonts w:cstheme="minorHAnsi"/>
+                <w:b/>
+                <w:bCs/>
+                <w:color w:val="000000"/>
+                <w:sz w:val="20"/>
+                <w:szCs w:val="20"/>
+              </w:rPr>
+            </w:pPr>
+            <w:r>
+              <w:rPr>
+                <w:rFonts w:cstheme="minorHAnsi"/>
+                <w:b/>
+                <w:bCs/>
+                <w:color w:val="000000"/>
+                <w:sz w:val="20"/>
+                <w:szCs w:val="20"/>
+              </w:rPr>
+              <w:t>A</w:t>
+            </w:r>
+          </w:p>
+        </w:tc>
+        <w:tc>
+          <w:tcPr>
+            <w:tcW w:w="920" w:type="pct"/>
+            <w:shd w:val="clear" w:color="000000" w:fill="FFFFFF"/>
+            <w:vAlign w:val="center"/>
+          </w:tcPr>
+          <w:p>
+            <w:pPr>
+              <w:bidi/>
+              <w:spacing w:before="0" w:after="0" w:line="240" w:lineRule="auto"/>
+              <w:jc w:val="lowKashida"/>
+              <w:rPr>
+                <w:rFonts w:cstheme="minorHAnsi"/>
+                <w:b/>
+                <w:bCs/>
+                <w:color w:val="000000"/>
+                <w:sz w:val="20"/>
+                <w:szCs w:val="20"/>
+                <w:rtl/>
+              </w:rPr>
+            </w:pPr>
+          </w:p>
+        </w:tc>
+        <w:tc>
+          <w:tcPr>
+            <w:tcW w:w="161" w:type="pct"/>
+            <w:shd w:val="clear" w:color="000000" w:fill="FFFFFF"/>
+            <w:vAlign w:val="center"/>
+          </w:tcPr>
+          <w:p>
+            <w:pPr>
+              <w:bidi/>
+              <w:spacing w:before="0" w:after="0" w:line="240" w:lineRule="auto"/>
+              <w:jc w:val="lowKashida"/>
+              <w:rPr>
+                <w:rFonts w:cstheme="minorHAnsi"/>
+                <w:b/>
+                <w:bCs/>
+                <w:color w:val="000000"/>
+                <w:sz w:val="20"/>
+                <w:szCs w:val="20"/>
+              </w:rPr>
+            </w:pPr>
+            <w:r>
+              <w:rPr>
+                <w:rFonts w:cstheme="minorHAnsi"/>
+                <w:b/>
+                <w:bCs/>
+                <w:color w:val="000000"/>
+                <w:sz w:val="20"/>
+                <w:szCs w:val="20"/>
+              </w:rPr>
+              <w:t>B</w:t>
+            </w:r>
+          </w:p>
+        </w:tc>
+        <w:tc>
+          <w:tcPr>
+            <w:tcW w:w="1095" w:type="pct"/>
+            <w:shd w:val="clear" w:color="000000" w:fill="FFFFFF"/>
+            <w:vAlign w:val="center"/>
+          </w:tcPr>
+          <w:p>
+            <w:pPr>
+              <w:bidi/>
+              <w:spacing w:before="0" w:after="0" w:line="240" w:lineRule="auto"/>
+              <w:jc w:val="lowKashida"/>
+              <w:rPr>
+                <w:rFonts w:cstheme="minorHAnsi"/>
+                <w:b/>
+                <w:bCs/>
+                <w:color w:val="000000"/>
+                <w:sz w:val="20"/>
+                <w:szCs w:val="20"/>
+                <w:rtl/>
+              </w:rPr>
+            </w:pPr>
+          </w:p>
+        </w:tc>
+        <w:tc>
+          <w:tcPr>
+            <w:tcW w:w="163" w:type="pct"/>
+            <w:shd w:val="clear" w:color="000000" w:fill="FFFFFF"/>
+          </w:tcPr>
+          <w:p>
+            <w:pPr>
+              <w:bidi/>
+              <w:spacing w:before="0" w:after="0" w:line="240" w:lineRule="auto"/>
+              <w:jc w:val="lowKashida"/>
+              <w:rPr>
+                <w:rFonts w:cstheme="minorHAnsi"/>
+                <w:b/>
+                <w:bCs/>
+                <w:color w:val="000000"/>
+                <w:sz w:val="20"/>
+                <w:szCs w:val="20"/>
+              </w:rPr>
+            </w:pPr>
+            <w:r>
+              <w:rPr>
+                <w:rFonts w:cstheme="minorHAnsi"/>
+                <w:b/>
+                <w:bCs/>
+                <w:color w:val="000000"/>
+                <w:sz w:val="20"/>
+                <w:szCs w:val="20"/>
+              </w:rPr>
+              <w:t>C</w:t>
+            </w:r>
+          </w:p>
+        </w:tc>
+        <w:tc>
+          <w:tcPr>
+            <w:tcW w:w="868" w:type="pct"/>
+            <w:shd w:val="clear" w:color="000000" w:fill="FFFFFF"/>
+            <w:vAlign w:val="center"/>
+          </w:tcPr>
+          <w:p>
+            <w:pPr>
+              <w:bidi/>
+              <w:spacing w:before="0" w:after="0" w:line="240" w:lineRule="auto"/>
+              <w:jc w:val="lowKashida"/>
+              <w:rPr>
+                <w:rFonts w:cstheme="minorHAnsi"/>
+                <w:b/>
+                <w:bCs/>
+                <w:color w:val="000000"/>
+                <w:sz w:val="20"/>
+                <w:szCs w:val="20"/>
+                <w:rtl/>
+              </w:rPr>
+            </w:pPr>
+          </w:p>
+        </w:tc>
+        <w:tc>
+          <w:tcPr>
+            <w:tcW w:w="167" w:type="pct"/>
+            <w:shd w:val="clear" w:color="000000" w:fill="FFFFFF"/>
+          </w:tcPr>
+          <w:p>
+            <w:pPr>
+              <w:bidi/>
+              <w:spacing w:before="0" w:after="0" w:line="240" w:lineRule="auto"/>
+              <w:jc w:val="lowKashida"/>
+              <w:rPr>
+                <w:rFonts w:cstheme="minorHAnsi"/>
+                <w:b/>
+                <w:bCs/>
+                <w:color w:val="000000"/>
+                <w:sz w:val="20"/>
+                <w:szCs w:val="20"/>
+              </w:rPr>
+            </w:pPr>
+            <w:r>
+              <w:rPr>
+                <w:rFonts w:cstheme="minorHAnsi"/>
+                <w:b/>
+                <w:bCs/>
+                <w:color w:val="000000"/>
+                <w:sz w:val="20"/>
+                <w:szCs w:val="20"/>
+              </w:rPr>
+              <w:t>D</w:t>
+            </w:r>
+          </w:p>
+        </w:tc>
+        <w:tc>
+          <w:tcPr>
+            <w:tcW w:w="993" w:type="pct"/>
+            <w:shd w:val="clear" w:color="000000" w:fill="FFFFFF"/>
+            <w:vAlign w:val="center"/>
+          </w:tcPr>
+          <w:p>
+            <w:pPr>
+              <w:bidi/>
+              <w:spacing w:before="0" w:after="0" w:line="240" w:lineRule="auto"/>
+              <w:jc w:val="lowKashida"/>
+              <w:rPr>
+                <w:rFonts w:cstheme="minorHAnsi"/>
+                <w:b/>
+                <w:bCs/>
+                <w:color w:val="000000"/>
+                <w:sz w:val="20"/>
+                <w:szCs w:val="20"/>
+                <w:rtl/>
+              </w:rPr>
+            </w:pPr>
+          </w:p>
+        </w:tc>
+      </w:tr>
+      <w:tr>
+        <w:trPr>
+          <w:trHeight w:val="60"/>
+          <w:jc w:val="center"/>
+        </w:trPr>
+        <w:tc>
+          <w:tcPr>
+            <w:tcW w:w="394" w:type="pct"/>
+            <w:vAlign w:val="center"/>
+          </w:tcPr>
+          <w:p>
+            <w:pPr>
+              <w:bidi/>
+              <w:spacing w:before="0" w:after="0" w:line="240" w:lineRule="auto"/>
+              <w:ind w:left="360"/>
+              <w:rPr>
+                <w:rFonts w:cstheme="minorHAnsi"/>
+                <w:b/>
+                <w:bCs/>
+                <w:color w:val="000000"/>
+                <w:sz w:val="20"/>
+                <w:szCs w:val="20"/>
+              </w:rPr>
+            </w:pPr>
+            <w:r>
+              <w:rPr>
+                <w:rFonts w:cstheme="minorHAnsi" w:hint="cs"/>
+                <w:b/>
+                <w:bCs/>
+                <w:color w:val="000000"/>
+                <w:sz w:val="20"/>
+                <w:szCs w:val="20"/>
+                <w:rtl/>
+              </w:rPr>
+              <w:t>24</w:t>
+            </w:r>
+          </w:p>
+        </w:tc>
+        <w:tc>
+          <w:tcPr>
+            <w:tcW w:w="4606" w:type="pct"/>
+            <w:gridSpan w:val="8"/>
+            <w:shd w:val="clear" w:color="000000" w:fill="FFFFFF"/>
+          </w:tcPr>
+          <w:p>
+            <w:pPr>
+              <w:bidi/>
+              <w:spacing w:before="0" w:after="0" w:line="240" w:lineRule="auto"/>
+              <w:jc w:val="lowKashida"/>
+              <w:rPr>
+                <w:rFonts w:cstheme="minorHAnsi"/>
+                <w:b/>
+                <w:bCs/>
+                <w:color w:val="000000"/>
+                <w:sz w:val="20"/>
+                <w:szCs w:val="20"/>
+                <w:rtl/>
+              </w:rPr>
+            </w:pPr>
+          </w:p>
+        </w:tc>
+      </w:tr>
+      <w:tr>
+        <w:trPr>
+          <w:trHeight w:val="60"/>
+          <w:jc w:val="center"/>
+        </w:trPr>
+        <w:tc>
+          <w:tcPr>
+            <w:tcW w:w="394" w:type="pct"/>
+            <w:vAlign w:val="center"/>
+          </w:tcPr>
+          <w:p>
+            <w:pPr>
+              <w:bidi/>
+              <w:spacing w:before="0" w:after="0" w:line="240" w:lineRule="auto"/>
+              <w:ind w:left="360"/>
+              <w:rPr>
+                <w:rFonts w:cstheme="minorHAnsi"/>
+                <w:b/>
+                <w:bCs/>
+                <w:color w:val="000000"/>
+                <w:sz w:val="20"/>
+                <w:szCs w:val="20"/>
+              </w:rPr>
+            </w:pPr>
+          </w:p>
+        </w:tc>
+        <w:tc>
+          <w:tcPr>
+            <w:tcW w:w="238" w:type="pct"/>
+            <w:shd w:val="clear" w:color="000000" w:fill="FFFFFF"/>
+          </w:tcPr>
+          <w:p>
+            <w:pPr>
+              <w:bidi/>
+              <w:spacing w:before="0" w:after="0" w:line="240" w:lineRule="auto"/>
+              <w:jc w:val="lowKashida"/>
+              <w:rPr>
+                <w:rFonts w:cstheme="minorHAnsi"/>
+                <w:b/>
+                <w:bCs/>
+                <w:color w:val="000000"/>
+                <w:sz w:val="20"/>
+                <w:szCs w:val="20"/>
+              </w:rPr>
+            </w:pPr>
+            <w:r>
+              <w:rPr>
+                <w:rFonts w:cstheme="minorHAnsi"/>
+                <w:b/>
+                <w:bCs/>
+                <w:color w:val="000000"/>
+                <w:sz w:val="20"/>
+                <w:szCs w:val="20"/>
+              </w:rPr>
+              <w:t>A</w:t>
+            </w:r>
+          </w:p>
+        </w:tc>
+        <w:tc>
+          <w:tcPr>
+            <w:tcW w:w="920" w:type="pct"/>
+            <w:shd w:val="clear" w:color="000000" w:fill="FFFFFF"/>
+            <w:vAlign w:val="center"/>
+          </w:tcPr>
+          <w:p>
+            <w:pPr>
+              <w:bidi/>
+              <w:spacing w:before="0" w:after="0" w:line="240" w:lineRule="auto"/>
+              <w:jc w:val="lowKashida"/>
+              <w:rPr>
+                <w:rFonts w:cstheme="minorHAnsi"/>
+                <w:b/>
+                <w:bCs/>
+                <w:color w:val="000000"/>
+                <w:sz w:val="20"/>
+                <w:szCs w:val="20"/>
+                <w:rtl/>
+              </w:rPr>
+            </w:pPr>
+          </w:p>
+        </w:tc>
+        <w:tc>
+          <w:tcPr>
+            <w:tcW w:w="161" w:type="pct"/>
+            <w:shd w:val="clear" w:color="000000" w:fill="FFFFFF"/>
+            <w:vAlign w:val="center"/>
+          </w:tcPr>
+          <w:p>
+            <w:pPr>
+              <w:bidi/>
+              <w:spacing w:before="0" w:after="0" w:line="240" w:lineRule="auto"/>
+              <w:jc w:val="lowKashida"/>
+              <w:rPr>
+                <w:rFonts w:cstheme="minorHAnsi"/>
+                <w:b/>
+                <w:bCs/>
+                <w:color w:val="000000"/>
+                <w:sz w:val="20"/>
+                <w:szCs w:val="20"/>
+              </w:rPr>
+            </w:pPr>
+            <w:r>
+              <w:rPr>
+                <w:rFonts w:cstheme="minorHAnsi"/>
+                <w:b/>
+                <w:bCs/>
+                <w:color w:val="000000"/>
+                <w:sz w:val="20"/>
+                <w:szCs w:val="20"/>
+              </w:rPr>
+              <w:t>B</w:t>
+            </w:r>
+          </w:p>
+        </w:tc>
+        <w:tc>
+          <w:tcPr>
+            <w:tcW w:w="1095" w:type="pct"/>
+            <w:shd w:val="clear" w:color="000000" w:fill="FFFFFF"/>
+            <w:vAlign w:val="center"/>
+          </w:tcPr>
+          <w:p>
+            <w:pPr>
+              <w:bidi/>
+              <w:spacing w:before="0" w:after="0" w:line="240" w:lineRule="auto"/>
+              <w:jc w:val="lowKashida"/>
+              <w:rPr>
+                <w:rFonts w:cstheme="minorHAnsi"/>
+                <w:b/>
+                <w:bCs/>
+                <w:color w:val="000000"/>
+                <w:sz w:val="20"/>
+                <w:szCs w:val="20"/>
+                <w:rtl/>
+              </w:rPr>
+            </w:pPr>
+          </w:p>
+        </w:tc>
+        <w:tc>
+          <w:tcPr>
+            <w:tcW w:w="163" w:type="pct"/>
+            <w:shd w:val="clear" w:color="000000" w:fill="FFFFFF"/>
+          </w:tcPr>
+          <w:p>
+            <w:pPr>
+              <w:bidi/>
+              <w:spacing w:before="0" w:after="0" w:line="240" w:lineRule="auto"/>
+              <w:jc w:val="lowKashida"/>
+              <w:rPr>
+                <w:rFonts w:cstheme="minorHAnsi"/>
+                <w:b/>
+                <w:bCs/>
+                <w:color w:val="000000"/>
+                <w:sz w:val="20"/>
+                <w:szCs w:val="20"/>
+              </w:rPr>
+            </w:pPr>
+            <w:r>
+              <w:rPr>
+                <w:rFonts w:cstheme="minorHAnsi"/>
+                <w:b/>
+                <w:bCs/>
+                <w:color w:val="000000"/>
+                <w:sz w:val="20"/>
+                <w:szCs w:val="20"/>
+              </w:rPr>
+              <w:t>C</w:t>
+            </w:r>
+          </w:p>
+        </w:tc>
+        <w:tc>
+          <w:tcPr>
+            <w:tcW w:w="868" w:type="pct"/>
+            <w:shd w:val="clear" w:color="000000" w:fill="FFFFFF"/>
+            <w:vAlign w:val="center"/>
+          </w:tcPr>
+          <w:p>
+            <w:pPr>
+              <w:bidi/>
+              <w:spacing w:before="0" w:after="0" w:line="240" w:lineRule="auto"/>
+              <w:jc w:val="lowKashida"/>
+              <w:rPr>
+                <w:rFonts w:cstheme="minorHAnsi"/>
+                <w:b/>
+                <w:bCs/>
+                <w:color w:val="000000"/>
+                <w:sz w:val="20"/>
+                <w:szCs w:val="20"/>
+                <w:rtl/>
+              </w:rPr>
+            </w:pPr>
+          </w:p>
+        </w:tc>
+        <w:tc>
+          <w:tcPr>
+            <w:tcW w:w="167" w:type="pct"/>
+            <w:shd w:val="clear" w:color="000000" w:fill="FFFFFF"/>
+          </w:tcPr>
+          <w:p>
+            <w:pPr>
+              <w:bidi/>
+              <w:spacing w:before="0" w:after="0" w:line="240" w:lineRule="auto"/>
+              <w:jc w:val="lowKashida"/>
+              <w:rPr>
+                <w:rFonts w:cstheme="minorHAnsi"/>
+                <w:b/>
+                <w:bCs/>
+                <w:color w:val="000000"/>
+                <w:sz w:val="20"/>
+                <w:szCs w:val="20"/>
+              </w:rPr>
+            </w:pPr>
+            <w:r>
+              <w:rPr>
+                <w:rFonts w:cstheme="minorHAnsi"/>
+                <w:b/>
+                <w:bCs/>
+                <w:color w:val="000000"/>
+                <w:sz w:val="20"/>
+                <w:szCs w:val="20"/>
+              </w:rPr>
+              <w:t>D</w:t>
+            </w:r>
+          </w:p>
+        </w:tc>
+        <w:tc>
+          <w:tcPr>
+            <w:tcW w:w="993" w:type="pct"/>
+            <w:shd w:val="clear" w:color="000000" w:fill="FFFFFF"/>
+            <w:vAlign w:val="center"/>
+          </w:tcPr>
+          <w:p>
+            <w:pPr>
+              <w:bidi/>
+              <w:spacing w:before="0" w:after="0" w:line="240" w:lineRule="auto"/>
+              <w:jc w:val="lowKashida"/>
+              <w:rPr>
+                <w:rFonts w:cstheme="minorHAnsi"/>
+                <w:b/>
+                <w:bCs/>
+                <w:color w:val="000000"/>
+                <w:sz w:val="20"/>
+                <w:szCs w:val="20"/>
+                <w:rtl/>
+              </w:rPr>
+            </w:pPr>
+          </w:p>
+        </w:tc>
+      </w:tr>
+      <w:tr>
+        <w:trPr>
+          <w:trHeight w:val="60"/>
+          <w:jc w:val="center"/>
+        </w:trPr>
+        <w:tc>
+          <w:tcPr>
+            <w:tcW w:w="394" w:type="pct"/>
+            <w:vAlign w:val="center"/>
+          </w:tcPr>
+          <w:p>
+            <w:pPr>
+              <w:bidi/>
+              <w:spacing w:before="0" w:after="0" w:line="240" w:lineRule="auto"/>
+              <w:ind w:left="360"/>
+              <w:rPr>
+                <w:rFonts w:cstheme="minorHAnsi"/>
+                <w:b/>
+                <w:bCs/>
+                <w:color w:val="000000"/>
+                <w:sz w:val="20"/>
+                <w:szCs w:val="20"/>
+              </w:rPr>
+            </w:pPr>
+            <w:r>
+              <w:rPr>
+                <w:rFonts w:cstheme="minorHAnsi" w:hint="cs"/>
+                <w:b/>
+                <w:bCs/>
+                <w:color w:val="000000"/>
+                <w:sz w:val="20"/>
+                <w:szCs w:val="20"/>
+                <w:rtl/>
+              </w:rPr>
+              <w:t>25</w:t>
+            </w:r>
+          </w:p>
+        </w:tc>
+        <w:tc>
+          <w:tcPr>
+            <w:tcW w:w="4606" w:type="pct"/>
+            <w:gridSpan w:val="8"/>
+            <w:shd w:val="clear" w:color="000000" w:fill="FFFFFF"/>
+          </w:tcPr>
+          <w:p>
+            <w:pPr>
+              <w:bidi/>
+              <w:spacing w:before="0" w:after="0" w:line="240" w:lineRule="auto"/>
+              <w:jc w:val="lowKashida"/>
+              <w:rPr>
+                <w:rFonts w:cstheme="minorHAnsi"/>
+                <w:b/>
+                <w:bCs/>
+                <w:color w:val="000000"/>
+                <w:sz w:val="20"/>
+                <w:szCs w:val="20"/>
+                <w:rtl/>
+              </w:rPr>
+            </w:pPr>
+          </w:p>
+        </w:tc>
+      </w:tr>
+      <w:tr>
+        <w:trPr>
+          <w:trHeight w:val="60"/>
+          <w:jc w:val="center"/>
+        </w:trPr>
+        <w:tc>
+          <w:tcPr>
+            <w:tcW w:w="394" w:type="pct"/>
+            <w:vAlign w:val="center"/>
+          </w:tcPr>
+          <w:p>
+            <w:pPr>
+              <w:bidi/>
+              <w:spacing w:before="0" w:after="0" w:line="240" w:lineRule="auto"/>
+              <w:ind w:left="360"/>
+              <w:rPr>
+                <w:rFonts w:cstheme="minorHAnsi"/>
+                <w:b/>
+                <w:bCs/>
+                <w:color w:val="000000"/>
+                <w:sz w:val="20"/>
+                <w:szCs w:val="20"/>
+              </w:rPr>
+            </w:pPr>
+          </w:p>
+        </w:tc>
+        <w:tc>
+          <w:tcPr>
+            <w:tcW w:w="238" w:type="pct"/>
+            <w:shd w:val="clear" w:color="000000" w:fill="FFFFFF"/>
+          </w:tcPr>
+          <w:p>
+            <w:pPr>
+              <w:bidi/>
+              <w:spacing w:before="0" w:after="0" w:line="240" w:lineRule="auto"/>
+              <w:jc w:val="lowKashida"/>
+              <w:rPr>
+                <w:rFonts w:cstheme="minorHAnsi"/>
+                <w:b/>
+                <w:bCs/>
+                <w:color w:val="000000"/>
+                <w:sz w:val="20"/>
+                <w:szCs w:val="20"/>
+              </w:rPr>
+            </w:pPr>
+            <w:r>
+              <w:rPr>
+                <w:rFonts w:cstheme="minorHAnsi"/>
+                <w:b/>
+                <w:bCs/>
+                <w:color w:val="000000"/>
+                <w:sz w:val="20"/>
+                <w:szCs w:val="20"/>
+              </w:rPr>
+              <w:t>A</w:t>
+            </w:r>
+          </w:p>
+        </w:tc>
+        <w:tc>
+          <w:tcPr>
+            <w:tcW w:w="920" w:type="pct"/>
+            <w:shd w:val="clear" w:color="000000" w:fill="FFFFFF"/>
+            <w:vAlign w:val="center"/>
+          </w:tcPr>
+          <w:p>
+            <w:pPr>
+              <w:bidi/>
+              <w:spacing w:before="0" w:after="0" w:line="240" w:lineRule="auto"/>
+              <w:jc w:val="lowKashida"/>
+              <w:rPr>
+                <w:rFonts w:cstheme="minorHAnsi"/>
+                <w:b/>
+                <w:bCs/>
+                <w:color w:val="000000"/>
+                <w:sz w:val="20"/>
+                <w:szCs w:val="20"/>
+                <w:rtl/>
+              </w:rPr>
+            </w:pPr>
+          </w:p>
+        </w:tc>
+        <w:tc>
+          <w:tcPr>
+            <w:tcW w:w="161" w:type="pct"/>
+            <w:shd w:val="clear" w:color="000000" w:fill="FFFFFF"/>
+            <w:vAlign w:val="center"/>
+          </w:tcPr>
+          <w:p>
+            <w:pPr>
+              <w:bidi/>
+              <w:spacing w:before="0" w:after="0" w:line="240" w:lineRule="auto"/>
+              <w:jc w:val="lowKashida"/>
+              <w:rPr>
+                <w:rFonts w:cstheme="minorHAnsi"/>
+                <w:b/>
+                <w:bCs/>
+                <w:color w:val="000000"/>
+                <w:sz w:val="20"/>
+                <w:szCs w:val="20"/>
+              </w:rPr>
+            </w:pPr>
+            <w:r>
+              <w:rPr>
+                <w:rFonts w:cstheme="minorHAnsi"/>
+                <w:b/>
+                <w:bCs/>
+                <w:color w:val="000000"/>
+                <w:sz w:val="20"/>
+                <w:szCs w:val="20"/>
+              </w:rPr>
+              <w:t>B</w:t>
+            </w:r>
+          </w:p>
+        </w:tc>
+        <w:tc>
+          <w:tcPr>
+            <w:tcW w:w="1095" w:type="pct"/>
+            <w:shd w:val="clear" w:color="000000" w:fill="FFFFFF"/>
+            <w:vAlign w:val="center"/>
+          </w:tcPr>
+          <w:p>
+            <w:pPr>
+              <w:bidi/>
+              <w:spacing w:before="0" w:after="0" w:line="240" w:lineRule="auto"/>
+              <w:jc w:val="lowKashida"/>
+              <w:rPr>
+                <w:rFonts w:cstheme="minorHAnsi"/>
+                <w:b/>
+                <w:bCs/>
+                <w:color w:val="000000"/>
+                <w:sz w:val="20"/>
+                <w:szCs w:val="20"/>
+                <w:rtl/>
+              </w:rPr>
+            </w:pPr>
+          </w:p>
+        </w:tc>
+        <w:tc>
+          <w:tcPr>
+            <w:tcW w:w="163" w:type="pct"/>
+            <w:shd w:val="clear" w:color="000000" w:fill="FFFFFF"/>
+          </w:tcPr>
+          <w:p>
+            <w:pPr>
+              <w:bidi/>
+              <w:spacing w:before="0" w:after="0" w:line="240" w:lineRule="auto"/>
+              <w:jc w:val="lowKashida"/>
+              <w:rPr>
+                <w:rFonts w:cstheme="minorHAnsi"/>
+                <w:b/>
+                <w:bCs/>
+                <w:color w:val="000000"/>
+                <w:sz w:val="20"/>
+                <w:szCs w:val="20"/>
+              </w:rPr>
+            </w:pPr>
+            <w:r>
+              <w:rPr>
+                <w:rFonts w:cstheme="minorHAnsi"/>
+                <w:b/>
+                <w:bCs/>
+                <w:color w:val="000000"/>
+                <w:sz w:val="20"/>
+                <w:szCs w:val="20"/>
+              </w:rPr>
+              <w:t>C</w:t>
+            </w:r>
+          </w:p>
+        </w:tc>
+        <w:tc>
+          <w:tcPr>
+            <w:tcW w:w="868" w:type="pct"/>
+            <w:shd w:val="clear" w:color="000000" w:fill="FFFFFF"/>
+            <w:vAlign w:val="center"/>
+          </w:tcPr>
+          <w:p>
+            <w:pPr>
+              <w:bidi/>
+              <w:spacing w:before="0" w:after="0" w:line="240" w:lineRule="auto"/>
+              <w:jc w:val="lowKashida"/>
+              <w:rPr>
+                <w:rFonts w:cstheme="minorHAnsi"/>
+                <w:b/>
+                <w:bCs/>
+                <w:color w:val="000000"/>
+                <w:sz w:val="20"/>
+                <w:szCs w:val="20"/>
+                <w:rtl/>
+              </w:rPr>
+            </w:pPr>
+          </w:p>
+        </w:tc>
+        <w:tc>
+          <w:tcPr>
+            <w:tcW w:w="167" w:type="pct"/>
+            <w:shd w:val="clear" w:color="000000" w:fill="FFFFFF"/>
+          </w:tcPr>
+          <w:p>
+            <w:pPr>
+              <w:bidi/>
+              <w:spacing w:before="0" w:after="0" w:line="240" w:lineRule="auto"/>
+              <w:jc w:val="lowKashida"/>
+              <w:rPr>
+                <w:rFonts w:cstheme="minorHAnsi"/>
+                <w:b/>
+                <w:bCs/>
+                <w:color w:val="000000"/>
+                <w:sz w:val="20"/>
+                <w:szCs w:val="20"/>
+              </w:rPr>
+            </w:pPr>
+            <w:r>
+              <w:rPr>
+                <w:rFonts w:cstheme="minorHAnsi"/>
+                <w:b/>
+                <w:bCs/>
+                <w:color w:val="000000"/>
+                <w:sz w:val="20"/>
+                <w:szCs w:val="20"/>
+              </w:rPr>
+              <w:t>D</w:t>
+            </w:r>
+          </w:p>
+        </w:tc>
+        <w:tc>
+          <w:tcPr>
+            <w:tcW w:w="993" w:type="pct"/>
+            <w:shd w:val="clear" w:color="000000" w:fill="FFFFFF"/>
+            <w:vAlign w:val="center"/>
+          </w:tcPr>
+          <w:p>
+            <w:pPr>
+              <w:bidi/>
+              <w:spacing w:before="0" w:after="0" w:line="240" w:lineRule="auto"/>
+              <w:jc w:val="lowKashida"/>
+              <w:rPr>
+                <w:rFonts w:cstheme="minorHAnsi"/>
+                <w:b/>
+                <w:bCs/>
+                <w:color w:val="000000"/>
+                <w:sz w:val="20"/>
+                <w:szCs w:val="20"/>
+                <w:rtl/>
+              </w:rPr>
+            </w:pPr>
+          </w:p>
+        </w:tc>
+      </w:tr>
+      <w:tr>
+        <w:trPr>
+          <w:trHeight w:val="60"/>
+          <w:jc w:val="center"/>
+        </w:trPr>
+        <w:tc>
+          <w:tcPr>
+            <w:tcW w:w="394" w:type="pct"/>
+            <w:vAlign w:val="center"/>
+          </w:tcPr>
+          <w:p>
+            <w:pPr>
+              <w:bidi/>
+              <w:spacing w:before="0" w:after="0" w:line="240" w:lineRule="auto"/>
+              <w:ind w:left="360"/>
+              <w:rPr>
+                <w:rFonts w:cstheme="minorHAnsi"/>
+                <w:b/>
+                <w:bCs/>
+                <w:color w:val="000000"/>
+                <w:sz w:val="20"/>
+                <w:szCs w:val="20"/>
+              </w:rPr>
+            </w:pPr>
+            <w:r>
+              <w:rPr>
+                <w:rFonts w:cstheme="minorHAnsi" w:hint="cs"/>
+                <w:b/>
+                <w:bCs/>
+                <w:color w:val="000000"/>
+                <w:sz w:val="20"/>
+                <w:szCs w:val="20"/>
+                <w:rtl/>
+              </w:rPr>
+              <w:t>26</w:t>
+            </w:r>
+          </w:p>
+        </w:tc>
+        <w:tc>
+          <w:tcPr>
+            <w:tcW w:w="4606" w:type="pct"/>
+            <w:gridSpan w:val="8"/>
+            <w:shd w:val="clear" w:color="000000" w:fill="FFFFFF"/>
+          </w:tcPr>
+          <w:p>
+            <w:pPr>
+              <w:bidi/>
+              <w:spacing w:before="0" w:after="0" w:line="240" w:lineRule="auto"/>
+              <w:jc w:val="lowKashida"/>
+              <w:rPr>
+                <w:rFonts w:cstheme="minorHAnsi"/>
+                <w:b/>
+                <w:bCs/>
+                <w:color w:val="000000"/>
+                <w:sz w:val="20"/>
+                <w:szCs w:val="20"/>
+                <w:rtl/>
+              </w:rPr>
+            </w:pPr>
+          </w:p>
+        </w:tc>
+      </w:tr>
+      <w:tr>
+        <w:trPr>
+          <w:trHeight w:val="60"/>
+          <w:jc w:val="center"/>
+        </w:trPr>
+        <w:tc>
+          <w:tcPr>
+            <w:tcW w:w="394" w:type="pct"/>
+            <w:vAlign w:val="center"/>
+          </w:tcPr>
+          <w:p>
+            <w:pPr>
+              <w:tabs>
+                <w:tab w:val="right" w:pos="119"/>
+              </w:tabs>
+              <w:bidi/>
+              <w:spacing w:before="0" w:after="0" w:line="240" w:lineRule="auto"/>
+              <w:ind w:left="360"/>
+              <w:rPr>
+                <w:rFonts w:cstheme="minorHAnsi"/>
+                <w:b/>
+                <w:bCs/>
+                <w:color w:val="000000"/>
+                <w:sz w:val="20"/>
+                <w:szCs w:val="20"/>
+              </w:rPr>
+            </w:pPr>
+          </w:p>
+        </w:tc>
+        <w:tc>
+          <w:tcPr>
+            <w:tcW w:w="238" w:type="pct"/>
+            <w:shd w:val="clear" w:color="000000" w:fill="FFFFFF"/>
+          </w:tcPr>
+          <w:p>
+            <w:pPr>
+              <w:bidi/>
+              <w:spacing w:before="0" w:after="0" w:line="240" w:lineRule="auto"/>
+              <w:jc w:val="lowKashida"/>
+              <w:rPr>
+                <w:rFonts w:cstheme="minorHAnsi"/>
+                <w:b/>
+                <w:bCs/>
+                <w:color w:val="000000"/>
+                <w:sz w:val="20"/>
+                <w:szCs w:val="20"/>
+              </w:rPr>
+            </w:pPr>
+            <w:r>
+              <w:rPr>
+                <w:rFonts w:cstheme="minorHAnsi"/>
+                <w:b/>
+                <w:bCs/>
+                <w:color w:val="000000"/>
+                <w:sz w:val="20"/>
+                <w:szCs w:val="20"/>
+              </w:rPr>
+              <w:t>A</w:t>
+            </w:r>
+          </w:p>
+        </w:tc>
+        <w:tc>
+          <w:tcPr>
+            <w:tcW w:w="920" w:type="pct"/>
+            <w:shd w:val="clear" w:color="000000" w:fill="FFFFFF"/>
+            <w:vAlign w:val="center"/>
+          </w:tcPr>
+          <w:p>
+            <w:pPr>
+              <w:bidi/>
+              <w:spacing w:before="0" w:after="0" w:line="240" w:lineRule="auto"/>
+              <w:jc w:val="lowKashida"/>
+              <w:rPr>
+                <w:rFonts w:cstheme="minorHAnsi"/>
+                <w:b/>
+                <w:bCs/>
+                <w:color w:val="000000"/>
+                <w:sz w:val="20"/>
+                <w:szCs w:val="20"/>
+                <w:rtl/>
+              </w:rPr>
+            </w:pPr>
+          </w:p>
+        </w:tc>
+        <w:tc>
+          <w:tcPr>
+            <w:tcW w:w="161" w:type="pct"/>
+            <w:shd w:val="clear" w:color="000000" w:fill="FFFFFF"/>
+            <w:vAlign w:val="center"/>
+          </w:tcPr>
+          <w:p>
+            <w:pPr>
+              <w:bidi/>
+              <w:spacing w:before="0" w:after="0" w:line="240" w:lineRule="auto"/>
+              <w:jc w:val="lowKashida"/>
+              <w:rPr>
+                <w:rFonts w:cstheme="minorHAnsi"/>
+                <w:b/>
+                <w:bCs/>
+                <w:color w:val="000000"/>
+                <w:sz w:val="20"/>
+                <w:szCs w:val="20"/>
+              </w:rPr>
+            </w:pPr>
+            <w:r>
+              <w:rPr>
+                <w:rFonts w:cstheme="minorHAnsi"/>
+                <w:b/>
+                <w:bCs/>
+                <w:color w:val="000000"/>
+                <w:sz w:val="20"/>
+                <w:szCs w:val="20"/>
+              </w:rPr>
+              <w:t>B</w:t>
+            </w:r>
+          </w:p>
+        </w:tc>
+        <w:tc>
+          <w:tcPr>
+            <w:tcW w:w="1095" w:type="pct"/>
+            <w:shd w:val="clear" w:color="000000" w:fill="FFFFFF"/>
+            <w:vAlign w:val="center"/>
+          </w:tcPr>
+          <w:p>
+            <w:pPr>
+              <w:bidi/>
+              <w:spacing w:before="0" w:after="0" w:line="240" w:lineRule="auto"/>
+              <w:jc w:val="lowKashida"/>
+              <w:rPr>
+                <w:rFonts w:cstheme="minorHAnsi"/>
+                <w:b/>
+                <w:bCs/>
+                <w:color w:val="000000"/>
+                <w:sz w:val="20"/>
+                <w:szCs w:val="20"/>
+                <w:rtl/>
+              </w:rPr>
+            </w:pPr>
+          </w:p>
+        </w:tc>
+        <w:tc>
+          <w:tcPr>
+            <w:tcW w:w="163" w:type="pct"/>
+            <w:shd w:val="clear" w:color="000000" w:fill="FFFFFF"/>
+          </w:tcPr>
+          <w:p>
+            <w:pPr>
+              <w:bidi/>
+              <w:spacing w:before="0" w:after="0" w:line="240" w:lineRule="auto"/>
+              <w:jc w:val="lowKashida"/>
+              <w:rPr>
+                <w:rFonts w:cstheme="minorHAnsi"/>
+                <w:b/>
+                <w:bCs/>
+                <w:color w:val="000000"/>
+                <w:sz w:val="20"/>
+                <w:szCs w:val="20"/>
+              </w:rPr>
+            </w:pPr>
+            <w:r>
+              <w:rPr>
+                <w:rFonts w:cstheme="minorHAnsi"/>
+                <w:b/>
+                <w:bCs/>
+                <w:color w:val="000000"/>
+                <w:sz w:val="20"/>
+                <w:szCs w:val="20"/>
+              </w:rPr>
+              <w:t>C</w:t>
+            </w:r>
+          </w:p>
+        </w:tc>
+        <w:tc>
+          <w:tcPr>
+            <w:tcW w:w="868" w:type="pct"/>
+            <w:shd w:val="clear" w:color="000000" w:fill="FFFFFF"/>
+            <w:vAlign w:val="center"/>
+          </w:tcPr>
+          <w:p>
+            <w:pPr>
+              <w:bidi/>
+              <w:spacing w:before="0" w:after="0" w:line="240" w:lineRule="auto"/>
+              <w:jc w:val="lowKashida"/>
+              <w:rPr>
+                <w:rFonts w:cstheme="minorHAnsi"/>
+                <w:b/>
+                <w:bCs/>
+                <w:color w:val="000000"/>
+                <w:sz w:val="20"/>
+                <w:szCs w:val="20"/>
+                <w:rtl/>
+              </w:rPr>
+            </w:pPr>
+          </w:p>
+        </w:tc>
+        <w:tc>
+          <w:tcPr>
+            <w:tcW w:w="167" w:type="pct"/>
+            <w:shd w:val="clear" w:color="000000" w:fill="FFFFFF"/>
+          </w:tcPr>
+          <w:p>
+            <w:pPr>
+              <w:bidi/>
+              <w:spacing w:before="0" w:after="0" w:line="240" w:lineRule="auto"/>
+              <w:jc w:val="lowKashida"/>
+              <w:rPr>
+                <w:rFonts w:cstheme="minorHAnsi"/>
+                <w:b/>
+                <w:bCs/>
+                <w:color w:val="000000"/>
+                <w:sz w:val="20"/>
+                <w:szCs w:val="20"/>
+              </w:rPr>
+            </w:pPr>
+            <w:r>
+              <w:rPr>
+                <w:rFonts w:cstheme="minorHAnsi"/>
+                <w:b/>
+                <w:bCs/>
+                <w:color w:val="000000"/>
+                <w:sz w:val="20"/>
+                <w:szCs w:val="20"/>
+              </w:rPr>
+              <w:t>D</w:t>
+            </w:r>
+          </w:p>
+        </w:tc>
+        <w:tc>
+          <w:tcPr>
+            <w:tcW w:w="993" w:type="pct"/>
+            <w:shd w:val="clear" w:color="000000" w:fill="FFFFFF"/>
+            <w:vAlign w:val="center"/>
+          </w:tcPr>
+          <w:p>
+            <w:pPr>
+              <w:bidi/>
+              <w:spacing w:before="0" w:after="0" w:line="240" w:lineRule="auto"/>
+              <w:jc w:val="lowKashida"/>
+              <w:rPr>
+                <w:rFonts w:cstheme="minorHAnsi"/>
+                <w:b/>
+                <w:bCs/>
+                <w:color w:val="000000"/>
+                <w:sz w:val="20"/>
+                <w:szCs w:val="20"/>
+                <w:rtl/>
+              </w:rPr>
+            </w:pPr>
+          </w:p>
+        </w:tc>
+      </w:tr>
+      <w:tr>
+        <w:trPr>
+          <w:trHeight w:val="60"/>
+          <w:jc w:val="center"/>
+        </w:trPr>
+        <w:tc>
+          <w:tcPr>
+            <w:tcW w:w="394" w:type="pct"/>
+            <w:vAlign w:val="center"/>
+          </w:tcPr>
+          <w:p>
+            <w:pPr>
+              <w:bidi/>
+              <w:spacing w:before="0" w:after="0" w:line="240" w:lineRule="auto"/>
+              <w:ind w:left="360"/>
+              <w:rPr>
+                <w:rFonts w:cstheme="minorHAnsi"/>
+                <w:b/>
+                <w:bCs/>
+                <w:color w:val="000000"/>
+                <w:sz w:val="20"/>
+                <w:szCs w:val="20"/>
+              </w:rPr>
+            </w:pPr>
+            <w:r>
+              <w:rPr>
+                <w:rFonts w:cstheme="minorHAnsi" w:hint="cs"/>
+                <w:b/>
+                <w:bCs/>
+                <w:color w:val="000000"/>
+                <w:sz w:val="20"/>
+                <w:szCs w:val="20"/>
+                <w:rtl/>
+              </w:rPr>
+              <w:lastRenderedPageBreak/>
+              <w:t>27</w:t>
+            </w:r>
+          </w:p>
+        </w:tc>
+        <w:tc>
+          <w:tcPr>
+            <w:tcW w:w="4606" w:type="pct"/>
+            <w:gridSpan w:val="8"/>
+            <w:shd w:val="clear" w:color="000000" w:fill="FFFFFF"/>
+          </w:tcPr>
+          <w:p>
+            <w:pPr>
+              <w:bidi/>
+              <w:spacing w:before="0" w:after="0" w:line="240" w:lineRule="auto"/>
+              <w:jc w:val="lowKashida"/>
+              <w:rPr>
+                <w:rFonts w:cstheme="minorHAnsi"/>
+                <w:b/>
+                <w:bCs/>
+                <w:color w:val="000000"/>
+                <w:sz w:val="20"/>
+                <w:szCs w:val="20"/>
+                <w:rtl/>
+              </w:rPr>
+            </w:pPr>
+          </w:p>
+        </w:tc>
+      </w:tr>
+      <w:tr>
+        <w:trPr>
+          <w:trHeight w:val="60"/>
+          <w:jc w:val="center"/>
+        </w:trPr>
+        <w:tc>
+          <w:tcPr>
+            <w:tcW w:w="394" w:type="pct"/>
+            <w:vAlign w:val="center"/>
+          </w:tcPr>
+          <w:p>
+            <w:pPr>
+              <w:bidi/>
+              <w:spacing w:before="0" w:after="0" w:line="240" w:lineRule="auto"/>
+              <w:ind w:left="360"/>
+              <w:rPr>
+                <w:rFonts w:cstheme="minorHAnsi"/>
+                <w:b/>
+                <w:bCs/>
+                <w:color w:val="000000"/>
+                <w:sz w:val="20"/>
+                <w:szCs w:val="20"/>
+              </w:rPr>
+            </w:pPr>
+          </w:p>
+        </w:tc>
+        <w:tc>
+          <w:tcPr>
+            <w:tcW w:w="238" w:type="pct"/>
+            <w:shd w:val="clear" w:color="000000" w:fill="FFFFFF"/>
+          </w:tcPr>
+          <w:p>
+            <w:pPr>
+              <w:bidi/>
+              <w:spacing w:before="0" w:after="0" w:line="240" w:lineRule="auto"/>
+              <w:jc w:val="lowKashida"/>
+              <w:rPr>
+                <w:rFonts w:cstheme="minorHAnsi"/>
+                <w:b/>
+                <w:bCs/>
+                <w:color w:val="000000"/>
+                <w:sz w:val="20"/>
+                <w:szCs w:val="20"/>
+              </w:rPr>
+            </w:pPr>
+            <w:r>
+              <w:rPr>
+                <w:rFonts w:cstheme="minorHAnsi"/>
+                <w:b/>
+                <w:bCs/>
+                <w:color w:val="000000"/>
+                <w:sz w:val="20"/>
+                <w:szCs w:val="20"/>
+              </w:rPr>
+              <w:t>A</w:t>
+            </w:r>
+          </w:p>
+        </w:tc>
+        <w:tc>
+          <w:tcPr>
+            <w:tcW w:w="920" w:type="pct"/>
+            <w:shd w:val="clear" w:color="000000" w:fill="FFFFFF"/>
+            <w:vAlign w:val="center"/>
+          </w:tcPr>
+          <w:p>
+            <w:pPr>
+              <w:bidi/>
+              <w:spacing w:before="0" w:after="0" w:line="240" w:lineRule="auto"/>
+              <w:jc w:val="lowKashida"/>
+              <w:rPr>
+                <w:rFonts w:cstheme="minorHAnsi"/>
+                <w:b/>
+                <w:bCs/>
+                <w:color w:val="000000"/>
+                <w:sz w:val="20"/>
+                <w:szCs w:val="20"/>
+                <w:rtl/>
+              </w:rPr>
+            </w:pPr>
+          </w:p>
+        </w:tc>
+        <w:tc>
+          <w:tcPr>
+            <w:tcW w:w="161" w:type="pct"/>
+            <w:shd w:val="clear" w:color="000000" w:fill="FFFFFF"/>
+            <w:vAlign w:val="center"/>
+          </w:tcPr>
+          <w:p>
+            <w:pPr>
+              <w:bidi/>
+              <w:spacing w:before="0" w:after="0" w:line="240" w:lineRule="auto"/>
+              <w:jc w:val="lowKashida"/>
+              <w:rPr>
+                <w:rFonts w:cstheme="minorHAnsi"/>
+                <w:b/>
+                <w:bCs/>
+                <w:color w:val="000000"/>
+                <w:sz w:val="20"/>
+                <w:szCs w:val="20"/>
+              </w:rPr>
+            </w:pPr>
+            <w:r>
+              <w:rPr>
+                <w:rFonts w:cstheme="minorHAnsi"/>
+                <w:b/>
+                <w:bCs/>
+                <w:color w:val="000000"/>
+                <w:sz w:val="20"/>
+                <w:szCs w:val="20"/>
+              </w:rPr>
+              <w:t>B</w:t>
+            </w:r>
+          </w:p>
+        </w:tc>
+        <w:tc>
+          <w:tcPr>
+            <w:tcW w:w="1095" w:type="pct"/>
+            <w:shd w:val="clear" w:color="000000" w:fill="FFFFFF"/>
+            <w:vAlign w:val="center"/>
+          </w:tcPr>
+          <w:p>
+            <w:pPr>
+              <w:bidi/>
+              <w:spacing w:before="0" w:after="0" w:line="240" w:lineRule="auto"/>
+              <w:jc w:val="lowKashida"/>
+              <w:rPr>
+                <w:rFonts w:cstheme="minorHAnsi"/>
+                <w:b/>
+                <w:bCs/>
+                <w:color w:val="000000"/>
+                <w:sz w:val="20"/>
+                <w:szCs w:val="20"/>
+                <w:rtl/>
+              </w:rPr>
+            </w:pPr>
+          </w:p>
+        </w:tc>
+        <w:tc>
+          <w:tcPr>
+            <w:tcW w:w="163" w:type="pct"/>
+            <w:shd w:val="clear" w:color="000000" w:fill="FFFFFF"/>
+          </w:tcPr>
+          <w:p>
+            <w:pPr>
+              <w:bidi/>
+              <w:spacing w:before="0" w:after="0" w:line="240" w:lineRule="auto"/>
+              <w:jc w:val="lowKashida"/>
+              <w:rPr>
+                <w:rFonts w:cstheme="minorHAnsi"/>
+                <w:b/>
+                <w:bCs/>
+                <w:color w:val="000000"/>
+                <w:sz w:val="20"/>
+                <w:szCs w:val="20"/>
+              </w:rPr>
+            </w:pPr>
+            <w:r>
+              <w:rPr>
+                <w:rFonts w:cstheme="minorHAnsi"/>
+                <w:b/>
+                <w:bCs/>
+                <w:color w:val="000000"/>
+                <w:sz w:val="20"/>
+                <w:szCs w:val="20"/>
+              </w:rPr>
+              <w:t>C</w:t>
+            </w:r>
+          </w:p>
+        </w:tc>
+        <w:tc>
+          <w:tcPr>
+            <w:tcW w:w="868" w:type="pct"/>
+            <w:shd w:val="clear" w:color="000000" w:fill="FFFFFF"/>
+            <w:vAlign w:val="center"/>
+          </w:tcPr>
+          <w:p>
+            <w:pPr>
+              <w:bidi/>
+              <w:spacing w:before="0" w:after="0" w:line="240" w:lineRule="auto"/>
+              <w:jc w:val="lowKashida"/>
+              <w:rPr>
+                <w:rFonts w:cstheme="minorHAnsi"/>
+                <w:b/>
+                <w:bCs/>
+                <w:color w:val="000000"/>
+                <w:sz w:val="20"/>
+                <w:szCs w:val="20"/>
+                <w:rtl/>
+              </w:rPr>
+            </w:pPr>
+          </w:p>
+        </w:tc>
+        <w:tc>
+          <w:tcPr>
+            <w:tcW w:w="167" w:type="pct"/>
+            <w:shd w:val="clear" w:color="000000" w:fill="FFFFFF"/>
+          </w:tcPr>
+          <w:p>
+            <w:pPr>
+              <w:bidi/>
+              <w:spacing w:before="0" w:after="0" w:line="240" w:lineRule="auto"/>
+              <w:jc w:val="lowKashida"/>
+              <w:rPr>
+                <w:rFonts w:cstheme="minorHAnsi"/>
+                <w:b/>
+                <w:bCs/>
+                <w:color w:val="000000"/>
+                <w:sz w:val="20"/>
+                <w:szCs w:val="20"/>
+              </w:rPr>
+            </w:pPr>
+            <w:r>
+              <w:rPr>
+                <w:rFonts w:cstheme="minorHAnsi"/>
+                <w:b/>
+                <w:bCs/>
+                <w:color w:val="000000"/>
+                <w:sz w:val="20"/>
+                <w:szCs w:val="20"/>
+              </w:rPr>
+              <w:t>D</w:t>
+            </w:r>
+          </w:p>
+        </w:tc>
+        <w:tc>
+          <w:tcPr>
+            <w:tcW w:w="993" w:type="pct"/>
+            <w:shd w:val="clear" w:color="000000" w:fill="FFFFFF"/>
+            <w:vAlign w:val="center"/>
+          </w:tcPr>
+          <w:p>
+            <w:pPr>
+              <w:bidi/>
+              <w:spacing w:before="0" w:after="0" w:line="240" w:lineRule="auto"/>
+              <w:jc w:val="lowKashida"/>
+              <w:rPr>
+                <w:rFonts w:cstheme="minorHAnsi"/>
+                <w:b/>
+                <w:bCs/>
+                <w:color w:val="000000"/>
+                <w:sz w:val="20"/>
+                <w:szCs w:val="20"/>
+                <w:rtl/>
+              </w:rPr>
+            </w:pPr>
+          </w:p>
+        </w:tc>
+      </w:tr>
+      <w:tr>
+        <w:trPr>
+          <w:trHeight w:val="60"/>
+          <w:jc w:val="center"/>
+        </w:trPr>
+        <w:tc>
+          <w:tcPr>
+            <w:tcW w:w="394" w:type="pct"/>
+            <w:vAlign w:val="center"/>
+          </w:tcPr>
+          <w:p>
+            <w:pPr>
+              <w:bidi/>
+              <w:spacing w:before="0" w:after="0" w:line="240" w:lineRule="auto"/>
+              <w:ind w:left="360"/>
+              <w:rPr>
+                <w:rFonts w:cstheme="minorHAnsi"/>
+                <w:b/>
+                <w:bCs/>
+                <w:color w:val="000000"/>
+                <w:sz w:val="20"/>
+                <w:szCs w:val="20"/>
+              </w:rPr>
+            </w:pPr>
+            <w:r>
+              <w:rPr>
+                <w:rFonts w:cstheme="minorHAnsi" w:hint="cs"/>
+                <w:b/>
+                <w:bCs/>
+                <w:color w:val="000000"/>
+                <w:sz w:val="20"/>
+                <w:szCs w:val="20"/>
+                <w:rtl/>
+              </w:rPr>
+              <w:t>28</w:t>
+            </w:r>
+          </w:p>
+        </w:tc>
+        <w:tc>
+          <w:tcPr>
+            <w:tcW w:w="4606" w:type="pct"/>
+            <w:gridSpan w:val="8"/>
+            <w:shd w:val="clear" w:color="000000" w:fill="FFFFFF"/>
+          </w:tcPr>
+          <w:p>
+            <w:pPr>
+              <w:bidi/>
+              <w:spacing w:before="0" w:after="0" w:line="240" w:lineRule="auto"/>
+              <w:jc w:val="lowKashida"/>
+              <w:rPr>
+                <w:rFonts w:cstheme="minorHAnsi"/>
+                <w:b/>
+                <w:bCs/>
+                <w:color w:val="000000"/>
+                <w:sz w:val="20"/>
+                <w:szCs w:val="20"/>
+                <w:rtl/>
+              </w:rPr>
+            </w:pPr>
+          </w:p>
+        </w:tc>
+      </w:tr>
+      <w:tr>
+        <w:trPr>
+          <w:trHeight w:val="60"/>
+          <w:jc w:val="center"/>
+        </w:trPr>
+        <w:tc>
+          <w:tcPr>
+            <w:tcW w:w="394" w:type="pct"/>
+            <w:vAlign w:val="center"/>
+          </w:tcPr>
+          <w:p>
+            <w:pPr>
+              <w:bidi/>
+              <w:spacing w:before="0" w:after="0" w:line="240" w:lineRule="auto"/>
+              <w:ind w:left="360"/>
+              <w:rPr>
+                <w:rFonts w:cstheme="minorHAnsi"/>
+                <w:b/>
+                <w:bCs/>
+                <w:color w:val="000000"/>
+                <w:sz w:val="20"/>
+                <w:szCs w:val="20"/>
+              </w:rPr>
+            </w:pPr>
+          </w:p>
+        </w:tc>
+        <w:tc>
+          <w:tcPr>
+            <w:tcW w:w="238" w:type="pct"/>
+            <w:shd w:val="clear" w:color="000000" w:fill="FFFFFF"/>
+          </w:tcPr>
+          <w:p>
+            <w:pPr>
+              <w:bidi/>
+              <w:spacing w:before="0" w:after="0" w:line="240" w:lineRule="auto"/>
+              <w:jc w:val="lowKashida"/>
+              <w:rPr>
+                <w:rFonts w:cstheme="minorHAnsi"/>
+                <w:b/>
+                <w:bCs/>
+                <w:color w:val="000000"/>
+                <w:sz w:val="20"/>
+                <w:szCs w:val="20"/>
+              </w:rPr>
+            </w:pPr>
+            <w:r>
+              <w:rPr>
+                <w:rFonts w:cstheme="minorHAnsi"/>
+                <w:b/>
+                <w:bCs/>
+                <w:color w:val="000000"/>
+                <w:sz w:val="20"/>
+                <w:szCs w:val="20"/>
+              </w:rPr>
+              <w:t>A</w:t>
+            </w:r>
+          </w:p>
+        </w:tc>
+        <w:tc>
+          <w:tcPr>
+            <w:tcW w:w="920" w:type="pct"/>
+            <w:shd w:val="clear" w:color="000000" w:fill="FFFFFF"/>
+            <w:vAlign w:val="center"/>
+          </w:tcPr>
+          <w:p>
+            <w:pPr>
+              <w:bidi/>
+              <w:spacing w:before="0" w:after="0" w:line="240" w:lineRule="auto"/>
+              <w:jc w:val="lowKashida"/>
+              <w:rPr>
+                <w:rFonts w:cstheme="minorHAnsi"/>
+                <w:b/>
+                <w:bCs/>
+                <w:color w:val="000000"/>
+                <w:sz w:val="20"/>
+                <w:szCs w:val="20"/>
+                <w:rtl/>
+              </w:rPr>
+            </w:pPr>
+          </w:p>
+        </w:tc>
+        <w:tc>
+          <w:tcPr>
+            <w:tcW w:w="161" w:type="pct"/>
+            <w:shd w:val="clear" w:color="000000" w:fill="FFFFFF"/>
+            <w:vAlign w:val="center"/>
+          </w:tcPr>
+          <w:p>
+            <w:pPr>
+              <w:bidi/>
+              <w:spacing w:before="0" w:after="0" w:line="240" w:lineRule="auto"/>
+              <w:jc w:val="lowKashida"/>
+              <w:rPr>
+                <w:rFonts w:cstheme="minorHAnsi"/>
+                <w:b/>
+                <w:bCs/>
+                <w:color w:val="000000"/>
+                <w:sz w:val="20"/>
+                <w:szCs w:val="20"/>
+              </w:rPr>
+            </w:pPr>
+            <w:r>
+              <w:rPr>
+                <w:rFonts w:cstheme="minorHAnsi"/>
+                <w:b/>
+                <w:bCs/>
+                <w:color w:val="000000"/>
+                <w:sz w:val="20"/>
+                <w:szCs w:val="20"/>
+              </w:rPr>
+              <w:t>B</w:t>
+            </w:r>
+          </w:p>
+        </w:tc>
+        <w:tc>
+          <w:tcPr>
+            <w:tcW w:w="1095" w:type="pct"/>
+            <w:shd w:val="clear" w:color="000000" w:fill="FFFFFF"/>
+            <w:vAlign w:val="center"/>
+          </w:tcPr>
+          <w:p>
+            <w:pPr>
+              <w:bidi/>
+              <w:spacing w:before="0" w:after="0" w:line="240" w:lineRule="auto"/>
+              <w:jc w:val="lowKashida"/>
+              <w:rPr>
+                <w:rFonts w:cstheme="minorHAnsi"/>
+                <w:b/>
+                <w:bCs/>
+                <w:color w:val="000000"/>
+                <w:sz w:val="20"/>
+                <w:szCs w:val="20"/>
+                <w:rtl/>
+              </w:rPr>
+            </w:pPr>
+          </w:p>
+        </w:tc>
+        <w:tc>
+          <w:tcPr>
+            <w:tcW w:w="163" w:type="pct"/>
+            <w:shd w:val="clear" w:color="000000" w:fill="FFFFFF"/>
+          </w:tcPr>
+          <w:p>
+            <w:pPr>
+              <w:bidi/>
+              <w:spacing w:before="0" w:after="0" w:line="240" w:lineRule="auto"/>
+              <w:jc w:val="lowKashida"/>
+              <w:rPr>
+                <w:rFonts w:cstheme="minorHAnsi"/>
+                <w:b/>
+                <w:bCs/>
+                <w:color w:val="000000"/>
+                <w:sz w:val="20"/>
+                <w:szCs w:val="20"/>
+              </w:rPr>
+            </w:pPr>
+            <w:r>
+              <w:rPr>
+                <w:rFonts w:cstheme="minorHAnsi"/>
+                <w:b/>
+                <w:bCs/>
+                <w:color w:val="000000"/>
+                <w:sz w:val="20"/>
+                <w:szCs w:val="20"/>
+              </w:rPr>
+              <w:t>C</w:t>
+            </w:r>
+          </w:p>
+        </w:tc>
+        <w:tc>
+          <w:tcPr>
+            <w:tcW w:w="868" w:type="pct"/>
+            <w:shd w:val="clear" w:color="000000" w:fill="FFFFFF"/>
+            <w:vAlign w:val="center"/>
+          </w:tcPr>
+          <w:p>
+            <w:pPr>
+              <w:bidi/>
+              <w:spacing w:before="0" w:after="0" w:line="240" w:lineRule="auto"/>
+              <w:jc w:val="lowKashida"/>
+              <w:rPr>
+                <w:rFonts w:cstheme="minorHAnsi"/>
+                <w:b/>
+                <w:bCs/>
+                <w:color w:val="000000"/>
+                <w:sz w:val="20"/>
+                <w:szCs w:val="20"/>
+                <w:rtl/>
+              </w:rPr>
+            </w:pPr>
+          </w:p>
+        </w:tc>
+        <w:tc>
+          <w:tcPr>
+            <w:tcW w:w="167" w:type="pct"/>
+            <w:shd w:val="clear" w:color="000000" w:fill="FFFFFF"/>
+          </w:tcPr>
+          <w:p>
+            <w:pPr>
+              <w:bidi/>
+              <w:spacing w:before="0" w:after="0" w:line="240" w:lineRule="auto"/>
+              <w:jc w:val="lowKashida"/>
+              <w:rPr>
+                <w:rFonts w:cstheme="minorHAnsi"/>
+                <w:b/>
+                <w:bCs/>
+                <w:color w:val="000000"/>
+                <w:sz w:val="20"/>
+                <w:szCs w:val="20"/>
+              </w:rPr>
+            </w:pPr>
+            <w:r>
+              <w:rPr>
+                <w:rFonts w:cstheme="minorHAnsi"/>
+                <w:b/>
+                <w:bCs/>
+                <w:color w:val="000000"/>
+                <w:sz w:val="20"/>
+                <w:szCs w:val="20"/>
+              </w:rPr>
+              <w:t>D</w:t>
+            </w:r>
+          </w:p>
+        </w:tc>
+        <w:tc>
+          <w:tcPr>
+            <w:tcW w:w="993" w:type="pct"/>
+            <w:shd w:val="clear" w:color="000000" w:fill="FFFFFF"/>
+            <w:vAlign w:val="center"/>
+          </w:tcPr>
+          <w:p>
+            <w:pPr>
+              <w:bidi/>
+              <w:spacing w:before="0" w:after="0" w:line="240" w:lineRule="auto"/>
+              <w:jc w:val="lowKashida"/>
+              <w:rPr>
+                <w:rFonts w:cstheme="minorHAnsi"/>
+                <w:b/>
+                <w:bCs/>
+                <w:color w:val="000000"/>
+                <w:sz w:val="20"/>
+                <w:szCs w:val="20"/>
+                <w:rtl/>
+              </w:rPr>
+            </w:pPr>
+          </w:p>
+        </w:tc>
+      </w:tr>
+      <w:tr>
+        <w:trPr>
+          <w:trHeight w:val="60"/>
+          <w:jc w:val="center"/>
+        </w:trPr>
+        <w:tc>
+          <w:tcPr>
+            <w:tcW w:w="394" w:type="pct"/>
+            <w:vAlign w:val="center"/>
+          </w:tcPr>
+          <w:p>
+            <w:pPr>
+              <w:bidi/>
+              <w:spacing w:before="0" w:after="0" w:line="240" w:lineRule="auto"/>
+              <w:ind w:left="360"/>
+              <w:rPr>
+                <w:rFonts w:cstheme="minorHAnsi"/>
+                <w:b/>
+                <w:bCs/>
+                <w:color w:val="000000"/>
+                <w:sz w:val="20"/>
+                <w:szCs w:val="20"/>
+              </w:rPr>
+            </w:pPr>
+            <w:r>
+              <w:rPr>
+                <w:rFonts w:cstheme="minorHAnsi" w:hint="cs"/>
+                <w:b/>
+                <w:bCs/>
+                <w:color w:val="000000"/>
+                <w:sz w:val="20"/>
+                <w:szCs w:val="20"/>
+                <w:rtl/>
+              </w:rPr>
+              <w:t>29</w:t>
+            </w:r>
+          </w:p>
+        </w:tc>
+        <w:tc>
+          <w:tcPr>
+            <w:tcW w:w="4606" w:type="pct"/>
+            <w:gridSpan w:val="8"/>
+            <w:shd w:val="clear" w:color="000000" w:fill="FFFFFF"/>
+          </w:tcPr>
+          <w:p>
+            <w:pPr>
+              <w:bidi/>
+              <w:spacing w:before="0" w:after="0" w:line="240" w:lineRule="auto"/>
+              <w:jc w:val="lowKashida"/>
+              <w:rPr>
+                <w:rFonts w:cstheme="minorHAnsi"/>
+                <w:b/>
+                <w:bCs/>
+                <w:color w:val="000000"/>
+                <w:sz w:val="20"/>
+                <w:szCs w:val="20"/>
+                <w:rtl/>
+              </w:rPr>
+            </w:pPr>
+          </w:p>
+        </w:tc>
+      </w:tr>
+      <w:tr>
+        <w:trPr>
+          <w:trHeight w:val="60"/>
+          <w:jc w:val="center"/>
+        </w:trPr>
+        <w:tc>
+          <w:tcPr>
+            <w:tcW w:w="394" w:type="pct"/>
+            <w:vAlign w:val="center"/>
+          </w:tcPr>
+          <w:p>
+            <w:pPr>
+              <w:bidi/>
+              <w:spacing w:before="0" w:after="0" w:line="240" w:lineRule="auto"/>
+              <w:ind w:left="360"/>
+              <w:rPr>
+                <w:rFonts w:cstheme="minorHAnsi"/>
+                <w:b/>
+                <w:bCs/>
+                <w:color w:val="000000"/>
+                <w:sz w:val="20"/>
+                <w:szCs w:val="20"/>
+              </w:rPr>
+            </w:pPr>
+          </w:p>
+        </w:tc>
+        <w:tc>
+          <w:tcPr>
+            <w:tcW w:w="238" w:type="pct"/>
+            <w:shd w:val="clear" w:color="000000" w:fill="FFFFFF"/>
+          </w:tcPr>
+          <w:p>
+            <w:pPr>
+              <w:bidi/>
+              <w:spacing w:before="0" w:after="0" w:line="240" w:lineRule="auto"/>
+              <w:jc w:val="lowKashida"/>
+              <w:rPr>
+                <w:rFonts w:cstheme="minorHAnsi"/>
+                <w:b/>
+                <w:bCs/>
+                <w:color w:val="000000"/>
+                <w:sz w:val="20"/>
+                <w:szCs w:val="20"/>
+              </w:rPr>
+            </w:pPr>
+            <w:r>
+              <w:rPr>
+                <w:rFonts w:cstheme="minorHAnsi"/>
+                <w:b/>
+                <w:bCs/>
+                <w:color w:val="000000"/>
+                <w:sz w:val="20"/>
+                <w:szCs w:val="20"/>
+              </w:rPr>
+              <w:t>A</w:t>
+            </w:r>
+          </w:p>
+        </w:tc>
+        <w:tc>
+          <w:tcPr>
+            <w:tcW w:w="920" w:type="pct"/>
+            <w:shd w:val="clear" w:color="000000" w:fill="FFFFFF"/>
+            <w:vAlign w:val="center"/>
+          </w:tcPr>
+          <w:p>
+            <w:pPr>
+              <w:bidi/>
+              <w:spacing w:before="0" w:after="0" w:line="240" w:lineRule="auto"/>
+              <w:jc w:val="lowKashida"/>
+              <w:rPr>
+                <w:rFonts w:cstheme="minorHAnsi"/>
+                <w:b/>
+                <w:bCs/>
+                <w:color w:val="000000"/>
+                <w:sz w:val="20"/>
+                <w:szCs w:val="20"/>
+                <w:rtl/>
+              </w:rPr>
+            </w:pPr>
+          </w:p>
+        </w:tc>
+        <w:tc>
+          <w:tcPr>
+            <w:tcW w:w="161" w:type="pct"/>
+            <w:shd w:val="clear" w:color="000000" w:fill="FFFFFF"/>
+            <w:vAlign w:val="center"/>
+          </w:tcPr>
+          <w:p>
+            <w:pPr>
+              <w:bidi/>
+              <w:spacing w:before="0" w:after="0" w:line="240" w:lineRule="auto"/>
+              <w:jc w:val="lowKashida"/>
+              <w:rPr>
+                <w:rFonts w:cstheme="minorHAnsi"/>
+                <w:b/>
+                <w:bCs/>
+                <w:color w:val="000000"/>
+                <w:sz w:val="20"/>
+                <w:szCs w:val="20"/>
+              </w:rPr>
+            </w:pPr>
+            <w:r>
+              <w:rPr>
+                <w:rFonts w:cstheme="minorHAnsi"/>
+                <w:b/>
+                <w:bCs/>
+                <w:color w:val="000000"/>
+                <w:sz w:val="20"/>
+                <w:szCs w:val="20"/>
+              </w:rPr>
+              <w:t>B</w:t>
+            </w:r>
+          </w:p>
+        </w:tc>
+        <w:tc>
+          <w:tcPr>
+            <w:tcW w:w="1095" w:type="pct"/>
+            <w:shd w:val="clear" w:color="000000" w:fill="FFFFFF"/>
+            <w:vAlign w:val="center"/>
+          </w:tcPr>
+          <w:p>
+            <w:pPr>
+              <w:bidi/>
+              <w:spacing w:before="0" w:after="0" w:line="240" w:lineRule="auto"/>
+              <w:jc w:val="lowKashida"/>
+              <w:rPr>
+                <w:rFonts w:cstheme="minorHAnsi"/>
+                <w:b/>
+                <w:bCs/>
+                <w:color w:val="000000"/>
+                <w:sz w:val="20"/>
+                <w:szCs w:val="20"/>
+                <w:rtl/>
+              </w:rPr>
+            </w:pPr>
+          </w:p>
+        </w:tc>
+        <w:tc>
+          <w:tcPr>
+            <w:tcW w:w="163" w:type="pct"/>
+            <w:shd w:val="clear" w:color="000000" w:fill="FFFFFF"/>
+          </w:tcPr>
+          <w:p>
+            <w:pPr>
+              <w:bidi/>
+              <w:spacing w:before="0" w:after="0" w:line="240" w:lineRule="auto"/>
+              <w:jc w:val="lowKashida"/>
+              <w:rPr>
+                <w:rFonts w:cstheme="minorHAnsi"/>
+                <w:b/>
+                <w:bCs/>
+                <w:color w:val="000000"/>
+                <w:sz w:val="20"/>
+                <w:szCs w:val="20"/>
+              </w:rPr>
+            </w:pPr>
+            <w:r>
+              <w:rPr>
+                <w:rFonts w:cstheme="minorHAnsi"/>
+                <w:b/>
+                <w:bCs/>
+                <w:color w:val="000000"/>
+                <w:sz w:val="20"/>
+                <w:szCs w:val="20"/>
+              </w:rPr>
+              <w:t>C</w:t>
+            </w:r>
+          </w:p>
+        </w:tc>
+        <w:tc>
+          <w:tcPr>
+            <w:tcW w:w="868" w:type="pct"/>
+            <w:shd w:val="clear" w:color="000000" w:fill="FFFFFF"/>
+            <w:vAlign w:val="center"/>
+          </w:tcPr>
+          <w:p>
+            <w:pPr>
+              <w:bidi/>
+              <w:spacing w:before="0" w:after="0" w:line="240" w:lineRule="auto"/>
+              <w:jc w:val="lowKashida"/>
+              <w:rPr>
+                <w:rFonts w:cstheme="minorHAnsi"/>
+                <w:b/>
+                <w:bCs/>
+                <w:color w:val="000000"/>
+                <w:sz w:val="20"/>
+                <w:szCs w:val="20"/>
+                <w:rtl/>
+              </w:rPr>
+            </w:pPr>
+          </w:p>
+        </w:tc>
+        <w:tc>
+          <w:tcPr>
+            <w:tcW w:w="167" w:type="pct"/>
+            <w:shd w:val="clear" w:color="000000" w:fill="FFFFFF"/>
+          </w:tcPr>
+          <w:p>
+            <w:pPr>
+              <w:bidi/>
+              <w:spacing w:before="0" w:after="0" w:line="240" w:lineRule="auto"/>
+              <w:jc w:val="lowKashida"/>
+              <w:rPr>
+                <w:rFonts w:cstheme="minorHAnsi"/>
+                <w:b/>
+                <w:bCs/>
+                <w:color w:val="000000"/>
+                <w:sz w:val="20"/>
+                <w:szCs w:val="20"/>
+              </w:rPr>
+            </w:pPr>
+            <w:r>
+              <w:rPr>
+                <w:rFonts w:cstheme="minorHAnsi"/>
+                <w:b/>
+                <w:bCs/>
+                <w:color w:val="000000"/>
+                <w:sz w:val="20"/>
+                <w:szCs w:val="20"/>
+              </w:rPr>
+              <w:t>D</w:t>
+            </w:r>
+          </w:p>
+        </w:tc>
+        <w:tc>
+          <w:tcPr>
+            <w:tcW w:w="993" w:type="pct"/>
+            <w:shd w:val="clear" w:color="000000" w:fill="FFFFFF"/>
+            <w:vAlign w:val="center"/>
+          </w:tcPr>
+          <w:p>
+            <w:pPr>
+              <w:bidi/>
+              <w:spacing w:before="0" w:after="0" w:line="240" w:lineRule="auto"/>
+              <w:jc w:val="lowKashida"/>
+              <w:rPr>
+                <w:rFonts w:cstheme="minorHAnsi"/>
+                <w:b/>
+                <w:bCs/>
+                <w:color w:val="000000"/>
+                <w:sz w:val="20"/>
+                <w:szCs w:val="20"/>
+                <w:rtl/>
+              </w:rPr>
+            </w:pPr>
+          </w:p>
+        </w:tc>
+      </w:tr>
+      <w:tr>
+        <w:trPr>
+          <w:trHeight w:val="60"/>
+          <w:jc w:val="center"/>
+        </w:trPr>
+        <w:tc>
+          <w:tcPr>
+            <w:tcW w:w="394" w:type="pct"/>
+            <w:vAlign w:val="center"/>
+          </w:tcPr>
+          <w:p>
+            <w:pPr>
+              <w:bidi/>
+              <w:spacing w:before="0" w:after="0" w:line="240" w:lineRule="auto"/>
+              <w:ind w:left="360"/>
+              <w:rPr>
+                <w:rFonts w:cstheme="minorHAnsi"/>
+                <w:b/>
+                <w:bCs/>
+                <w:color w:val="000000"/>
+                <w:sz w:val="20"/>
+                <w:szCs w:val="20"/>
+              </w:rPr>
+            </w:pPr>
+            <w:r>
+              <w:rPr>
+                <w:rFonts w:cstheme="minorHAnsi" w:hint="cs"/>
+                <w:b/>
+                <w:bCs/>
+                <w:color w:val="000000"/>
+                <w:sz w:val="20"/>
+                <w:szCs w:val="20"/>
+                <w:rtl/>
+              </w:rPr>
+              <w:t>30</w:t>
+            </w:r>
+            <w:bookmarkStart w:id="0" w:name="_GoBack"/>
+            <w:bookmarkEnd w:id="0"/>
+          </w:p>
+        </w:tc>
+        <w:tc>
+          <w:tcPr>
+            <w:tcW w:w="4606" w:type="pct"/>
+            <w:gridSpan w:val="8"/>
+            <w:shd w:val="clear" w:color="000000" w:fill="FFFFFF"/>
+          </w:tcPr>
+          <w:p>
+            <w:pPr>
+              <w:bidi/>
+              <w:spacing w:before="0" w:after="0" w:line="240" w:lineRule="auto"/>
+              <w:jc w:val="lowKashida"/>
+              <w:rPr>
+                <w:rFonts w:cstheme="minorHAnsi"/>
+                <w:b/>
+                <w:bCs/>
+                <w:color w:val="000000"/>
+                <w:sz w:val="20"/>
+                <w:szCs w:val="20"/>
+                <w:rtl/>
+              </w:rPr>
+            </w:pPr>
+          </w:p>
+        </w:tc>
+      </w:tr>
+      <w:tr>
+        <w:trPr>
+          <w:trHeight w:val="60"/>
+          <w:jc w:val="center"/>
+        </w:trPr>
+        <w:tc>
+          <w:tcPr>
+            <w:tcW w:w="394" w:type="pct"/>
+            <w:vAlign w:val="center"/>
+          </w:tcPr>
+          <w:p>
+            <w:pPr>
+              <w:bidi/>
+              <w:spacing w:before="0" w:after="0" w:line="240" w:lineRule="auto"/>
+              <w:ind w:left="360"/>
+              <w:rPr>
+                <w:rFonts w:cstheme="minorHAnsi"/>
+                <w:b/>
+                <w:bCs/>
+                <w:color w:val="000000"/>
+                <w:sz w:val="20"/>
+                <w:szCs w:val="20"/>
+              </w:rPr>
+            </w:pPr>
+          </w:p>
+        </w:tc>
+        <w:tc>
+          <w:tcPr>
+            <w:tcW w:w="238" w:type="pct"/>
+            <w:shd w:val="clear" w:color="000000" w:fill="FFFFFF"/>
+          </w:tcPr>
+          <w:p>
+            <w:pPr>
+              <w:bidi/>
+              <w:spacing w:before="0" w:after="0" w:line="240" w:lineRule="auto"/>
+              <w:jc w:val="lowKashida"/>
+              <w:rPr>
+                <w:rFonts w:cstheme="minorHAnsi"/>
+                <w:b/>
+                <w:bCs/>
+                <w:color w:val="000000"/>
+                <w:sz w:val="20"/>
+                <w:szCs w:val="20"/>
+              </w:rPr>
+            </w:pPr>
+            <w:r>
+              <w:rPr>
+                <w:rFonts w:cstheme="minorHAnsi"/>
+                <w:b/>
+                <w:bCs/>
+                <w:color w:val="000000"/>
+                <w:sz w:val="20"/>
+                <w:szCs w:val="20"/>
+              </w:rPr>
+              <w:t>A</w:t>
+            </w:r>
+          </w:p>
+        </w:tc>
+        <w:tc>
+          <w:tcPr>
+            <w:tcW w:w="920" w:type="pct"/>
+            <w:shd w:val="clear" w:color="000000" w:fill="FFFFFF"/>
+            <w:vAlign w:val="center"/>
+          </w:tcPr>
+          <w:p>
+            <w:pPr>
+              <w:bidi/>
+              <w:spacing w:before="0" w:after="0" w:line="240" w:lineRule="auto"/>
+              <w:jc w:val="lowKashida"/>
+              <w:rPr>
+                <w:rFonts w:cstheme="minorHAnsi"/>
+                <w:b/>
+                <w:bCs/>
+                <w:color w:val="000000"/>
+                <w:sz w:val="20"/>
+                <w:szCs w:val="20"/>
+                <w:rtl/>
+              </w:rPr>
+            </w:pPr>
+          </w:p>
+        </w:tc>
+        <w:tc>
+          <w:tcPr>
+            <w:tcW w:w="161" w:type="pct"/>
+            <w:shd w:val="clear" w:color="000000" w:fill="FFFFFF"/>
+            <w:vAlign w:val="center"/>
+          </w:tcPr>
+          <w:p>
+            <w:pPr>
+              <w:bidi/>
+              <w:spacing w:before="0" w:after="0" w:line="240" w:lineRule="auto"/>
+              <w:jc w:val="lowKashida"/>
+              <w:rPr>
+                <w:rFonts w:cstheme="minorHAnsi"/>
+                <w:b/>
+                <w:bCs/>
+                <w:color w:val="000000"/>
+                <w:sz w:val="20"/>
+                <w:szCs w:val="20"/>
+              </w:rPr>
+            </w:pPr>
+            <w:r>
+              <w:rPr>
+                <w:rFonts w:cstheme="minorHAnsi"/>
+                <w:b/>
+                <w:bCs/>
+                <w:color w:val="000000"/>
+                <w:sz w:val="20"/>
+                <w:szCs w:val="20"/>
+              </w:rPr>
+              <w:t>B</w:t>
+            </w:r>
+          </w:p>
+        </w:tc>
+        <w:tc>
+          <w:tcPr>
+            <w:tcW w:w="1095" w:type="pct"/>
+            <w:shd w:val="clear" w:color="000000" w:fill="FFFFFF"/>
+            <w:vAlign w:val="center"/>
+          </w:tcPr>
+          <w:p>
+            <w:pPr>
+              <w:bidi/>
+              <w:spacing w:before="0" w:after="0" w:line="240" w:lineRule="auto"/>
+              <w:jc w:val="lowKashida"/>
+              <w:rPr>
+                <w:rFonts w:cstheme="minorHAnsi"/>
+                <w:b/>
+                <w:bCs/>
+                <w:color w:val="000000"/>
+                <w:sz w:val="20"/>
+                <w:szCs w:val="20"/>
+                <w:rtl/>
+              </w:rPr>
+            </w:pPr>
+          </w:p>
+        </w:tc>
+        <w:tc>
+          <w:tcPr>
+            <w:tcW w:w="163" w:type="pct"/>
+            <w:shd w:val="clear" w:color="000000" w:fill="FFFFFF"/>
+          </w:tcPr>
+          <w:p>
+            <w:pPr>
+              <w:bidi/>
+              <w:spacing w:before="0" w:after="0" w:line="240" w:lineRule="auto"/>
+              <w:jc w:val="lowKashida"/>
+              <w:rPr>
+                <w:rFonts w:cstheme="minorHAnsi"/>
+                <w:b/>
+                <w:bCs/>
+                <w:color w:val="000000"/>
+                <w:sz w:val="20"/>
+                <w:szCs w:val="20"/>
+              </w:rPr>
+            </w:pPr>
+            <w:r>
+              <w:rPr>
+                <w:rFonts w:cstheme="minorHAnsi"/>
+                <w:b/>
+                <w:bCs/>
+                <w:color w:val="000000"/>
+                <w:sz w:val="20"/>
+                <w:szCs w:val="20"/>
+              </w:rPr>
+              <w:t>C</w:t>
+            </w:r>
+          </w:p>
+        </w:tc>
+        <w:tc>
+          <w:tcPr>
+            <w:tcW w:w="868" w:type="pct"/>
+            <w:shd w:val="clear" w:color="000000" w:fill="FFFFFF"/>
+            <w:vAlign w:val="center"/>
+          </w:tcPr>
+          <w:p>
+            <w:pPr>
+              <w:bidi/>
+              <w:spacing w:before="0" w:after="0" w:line="240" w:lineRule="auto"/>
+              <w:jc w:val="lowKashida"/>
+              <w:rPr>
+                <w:rFonts w:cstheme="minorHAnsi"/>
+                <w:b/>
+                <w:bCs/>
+                <w:color w:val="000000"/>
+                <w:sz w:val="20"/>
+                <w:szCs w:val="20"/>
+                <w:rtl/>
+              </w:rPr>
+            </w:pPr>
+          </w:p>
+        </w:tc>
+        <w:tc>
+          <w:tcPr>
+            <w:tcW w:w="167" w:type="pct"/>
+            <w:shd w:val="clear" w:color="000000" w:fill="FFFFFF"/>
+          </w:tcPr>
+          <w:p>
+            <w:pPr>
+              <w:bidi/>
+              <w:spacing w:before="0" w:after="0" w:line="240" w:lineRule="auto"/>
+              <w:jc w:val="lowKashida"/>
+              <w:rPr>
+                <w:rFonts w:cstheme="minorHAnsi"/>
+                <w:b/>
+                <w:bCs/>
+                <w:color w:val="000000"/>
+                <w:sz w:val="20"/>
+                <w:szCs w:val="20"/>
+              </w:rPr>
+            </w:pPr>
+            <w:r>
+              <w:rPr>
+                <w:rFonts w:cstheme="minorHAnsi"/>
+                <w:b/>
+                <w:bCs/>
+                <w:color w:val="000000"/>
+                <w:sz w:val="20"/>
+                <w:szCs w:val="20"/>
+              </w:rPr>
+              <w:t>D</w:t>
+            </w:r>
+          </w:p>
+        </w:tc>
+        <w:tc>
+          <w:tcPr>
+            <w:tcW w:w="993" w:type="pct"/>
+            <w:shd w:val="clear" w:color="000000" w:fill="FFFFFF"/>
+            <w:vAlign w:val="center"/>
+          </w:tcPr>
+          <w:p>
+            <w:pPr>
+              <w:bidi/>
+              <w:spacing w:before="0" w:after="0" w:line="240" w:lineRule="auto"/>
+              <w:jc w:val="lowKashida"/>
+              <w:rPr>
+                <w:rFonts w:cstheme="minorHAnsi"/>
+                <w:b/>
+                <w:bCs/>
+                <w:color w:val="000000"/>
+                <w:sz w:val="20"/>
+                <w:szCs w:val="20"/>
+                <w:rtl/>
+              </w:rPr>
+            </w:pPr>
+          </w:p>
+        </w:tc>
+      </w:tr>
+      <w:tr>
+        <w:trPr>
+          <w:trHeight w:val="60"/>
+          <w:jc w:val="center"/>
+        </w:trPr>
+        <w:tc>
+          <w:tcPr>
+            <w:tcW w:w="394" w:type="pct"/>
+            <w:vAlign w:val="center"/>
+          </w:tcPr>
+          <w:p>
+            <w:pPr>
+              <w:bidi/>
+              <w:spacing w:before="0" w:after="0" w:line="240" w:lineRule="auto"/>
+              <w:ind w:left="360"/>
+              <w:rPr>
+                <w:rFonts w:cstheme="minorHAnsi"/>
+                <w:b/>
+                <w:bCs/>
+                <w:color w:val="000000"/>
+                <w:sz w:val="20"/>
+                <w:szCs w:val="20"/>
+              </w:rPr>
+            </w:pPr>
+            <w:r>
+              <w:rPr>
+                <w:rFonts w:cstheme="minorHAnsi" w:hint="cs"/>
+                <w:b/>
+                <w:bCs/>
+                <w:color w:val="000000"/>
+                <w:sz w:val="20"/>
+                <w:szCs w:val="20"/>
+                <w:rtl/>
+              </w:rPr>
+              <w:t>20</w:t>
+            </w:r>
+          </w:p>
+        </w:tc>
+        <w:tc>
+          <w:tcPr>
+            <w:tcW w:w="4606" w:type="pct"/>
+            <w:gridSpan w:val="8"/>
+            <w:shd w:val="clear" w:color="000000" w:fill="FFFFFF"/>
+          </w:tcPr>
+          <w:p>
+            <w:pPr>
+              <w:bidi/>
+              <w:spacing w:before="0" w:after="0" w:line="240" w:lineRule="auto"/>
+              <w:jc w:val="lowKashida"/>
+              <w:rPr>
+                <w:rFonts w:cstheme="minorHAnsi"/>
+                <w:b/>
+                <w:bCs/>
+                <w:color w:val="000000"/>
+                <w:sz w:val="20"/>
+                <w:szCs w:val="20"/>
+                <w:rtl/>
+              </w:rPr>
+            </w:pPr>
+          </w:p>
+        </w:tc>
+      </w:tr>
+      <w:tr>
+        <w:trPr>
+          <w:trHeight w:val="60"/>
+          <w:jc w:val="center"/>
+        </w:trPr>
+        <w:tc>
+          <w:tcPr>
+            <w:tcW w:w="394" w:type="pct"/>
             <w:vAlign w:val="center"/>
           </w:tcPr>
           <w:p>
@@ -7058,8 +10418,6 @@
           <w:rtl/>
         </w:rPr>
       </w:pPr>
-      <w:bookmarkStart w:id="0" w:name="_GoBack"/>
-      <w:bookmarkEnd w:id="0"/>
     </w:p>
     <w:sectPr>
       <w:footerReference w:type="default" r:id="rId10"/>
@@ -7073,7 +10431,7 @@
 </file>
 
 <file path=word/endnotes.xml><?xml version="1.0" encoding="utf-8"?>
-<w:endnotes xmlns:wpc="http://schemas.microsoft.com/office/word/2010/wordprocessingCanvas" xmlns:cx="http://schemas.microsoft.com/office/drawing/2014/chartex" xmlns:cx1="http://schemas.microsoft.com/office/drawing/2015/9/8/chartex" xmlns:mc="http://schemas.openxmlformats.org/markup-compatibility/2006" xmlns:o="urn:schemas-microsoft-com:office:office" xmlns:r="http://schemas.openxmlformats.org/officeDocument/2006/relationships" xmlns:m="http://schemas.openxmlformats.org/officeDocument/2006/math" xmlns:v="urn:schemas-microsoft-com:vml" xmlns:wp14="http://schemas.microsoft.com/office/word/2010/wordprocessingDrawing" xmlns:wp="http://schemas.openxmlformats.org/drawingml/2006/wordprocessingDrawing" xmlns:w10="urn:schemas-microsoft-com:office:word" xmlns:w="http://schemas.openxmlformats.org/wordprocessingml/2006/main" xmlns:w14="http://schemas.microsoft.com/office/word/2010/wordml" xmlns:w15="http://schemas.microsoft.com/office/word/2012/wordml" xmlns:w16se="http://schemas.microsoft.com/office/word/2015/wordml/symex" xmlns:wpg="http://schemas.microsoft.com/office/word/2010/wordprocessingGroup" xmlns:wpi="http://schemas.microsoft.com/office/word/2010/wordprocessingInk" xmlns:wne="http://schemas.microsoft.com/office/word/2006/wordml" xmlns:wps="http://schemas.microsoft.com/office/word/2010/wordprocessingShape" mc:Ignorable="w14 w15 w16se wp14">
+<w:endnotes xmlns:wpc="http://schemas.microsoft.com/office/word/2010/wordprocessingCanvas" xmlns:mc="http://schemas.openxmlformats.org/markup-compatibility/2006" xmlns:o="urn:schemas-microsoft-com:office:office" xmlns:r="http://schemas.openxmlformats.org/officeDocument/2006/relationships" xmlns:m="http://schemas.openxmlformats.org/officeDocument/2006/math" xmlns:v="urn:schemas-microsoft-com:vml" xmlns:wp14="http://schemas.microsoft.com/office/word/2010/wordprocessingDrawing" xmlns:wp="http://schemas.openxmlformats.org/drawingml/2006/wordprocessingDrawing" xmlns:w10="urn:schemas-microsoft-com:office:word" xmlns:w="http://schemas.openxmlformats.org/wordprocessingml/2006/main" xmlns:w14="http://schemas.microsoft.com/office/word/2010/wordml" xmlns:w15="http://schemas.microsoft.com/office/word/2012/wordml" xmlns:wpg="http://schemas.microsoft.com/office/word/2010/wordprocessingGroup" xmlns:wpi="http://schemas.microsoft.com/office/word/2010/wordprocessingInk" xmlns:wne="http://schemas.microsoft.com/office/word/2006/wordml" xmlns:wps="http://schemas.microsoft.com/office/word/2010/wordprocessingShape" mc:Ignorable="w14 w15 wp14">
   <w:endnote w:type="separator" w:id="-1">
     <w:p>
       <w:pPr>
@@ -7098,10 +10456,10 @@
 </file>
 
 <file path=word/footer1.xml><?xml version="1.0" encoding="utf-8"?>
-<w:ftr xmlns:wpc="http://schemas.microsoft.com/office/word/2010/wordprocessingCanvas" xmlns:cx="http://schemas.microsoft.com/office/drawing/2014/chartex" xmlns:cx1="http://schemas.microsoft.com/office/drawing/2015/9/8/chartex" xmlns:mc="http://schemas.openxmlformats.org/markup-compatibility/2006" xmlns:o="urn:schemas-microsoft-com:office:office" xmlns:r="http://schemas.openxmlformats.org/officeDocument/2006/relationships" xmlns:m="http://schemas.openxmlformats.org/officeDocument/2006/math" xmlns:v="urn:schemas-microsoft-com:vml" xmlns:wp14="http://schemas.microsoft.com/office/word/2010/wordprocessingDrawing" xmlns:wp="http://schemas.openxmlformats.org/drawingml/2006/wordprocessingDrawing" xmlns:w10="urn:schemas-microsoft-com:office:word" xmlns:w="http://schemas.openxmlformats.org/wordprocessingml/2006/main" xmlns:w14="http://schemas.microsoft.com/office/word/2010/wordml" xmlns:w15="http://schemas.microsoft.com/office/word/2012/wordml" xmlns:w16se="http://schemas.microsoft.com/office/word/2015/wordml/symex" xmlns:wpg="http://schemas.microsoft.com/office/word/2010/wordprocessingGroup" xmlns:wpi="http://schemas.microsoft.com/office/word/2010/wordprocessingInk" xmlns:wne="http://schemas.microsoft.com/office/word/2006/wordml" xmlns:wps="http://schemas.microsoft.com/office/word/2010/wordprocessingShape" mc:Ignorable="w14 w15 w16se wp14">
+<w:ftr xmlns:wpc="http://schemas.microsoft.com/office/word/2010/wordprocessingCanvas" xmlns:mc="http://schemas.openxmlformats.org/markup-compatibility/2006" xmlns:o="urn:schemas-microsoft-com:office:office" xmlns:r="http://schemas.openxmlformats.org/officeDocument/2006/relationships" xmlns:m="http://schemas.openxmlformats.org/officeDocument/2006/math" xmlns:v="urn:schemas-microsoft-com:vml" xmlns:wp14="http://schemas.microsoft.com/office/word/2010/wordprocessingDrawing" xmlns:wp="http://schemas.openxmlformats.org/drawingml/2006/wordprocessingDrawing" xmlns:w10="urn:schemas-microsoft-com:office:word" xmlns:w="http://schemas.openxmlformats.org/wordprocessingml/2006/main" xmlns:w14="http://schemas.microsoft.com/office/word/2010/wordml" xmlns:w15="http://schemas.microsoft.com/office/word/2012/wordml" xmlns:wpg="http://schemas.microsoft.com/office/word/2010/wordprocessingGroup" xmlns:wpi="http://schemas.microsoft.com/office/word/2010/wordprocessingInk" xmlns:wne="http://schemas.microsoft.com/office/word/2006/wordml" xmlns:wps="http://schemas.microsoft.com/office/word/2010/wordprocessingShape" mc:Ignorable="w14 w15 wp14">
   <w:p>
     <w:pPr>
-      <w:pStyle w:val="a6"/>
+      <w:pStyle w:val="Footer"/>
       <w:rPr>
         <w:sz w:val="2"/>
         <w:szCs w:val="2"/>
@@ -7110,7 +10468,7 @@
   </w:p>
   <w:tbl>
     <w:tblPr>
-      <w:tblStyle w:val="a3"/>
+      <w:tblStyle w:val="TableGrid"/>
       <w:bidiVisual/>
       <w:tblW w:w="10731" w:type="dxa"/>
       <w:tblInd w:w="285" w:type="dxa"/>
@@ -7265,7 +10623,7 @@
           <w:sdtContent>
             <w:p>
               <w:pPr>
-                <w:pStyle w:val="a6"/>
+                <w:pStyle w:val="Footer"/>
                 <w:jc w:val="center"/>
                 <w:rPr>
                   <w:b/>
@@ -7311,7 +10669,7 @@
                   <w:sz w:val="18"/>
                   <w:szCs w:val="18"/>
                 </w:rPr>
-                <w:t>1</w:t>
+                <w:t>2</w:t>
               </w:r>
               <w:r>
                 <w:rPr>
@@ -7368,7 +10726,6 @@
               <w:rtl/>
             </w:rPr>
           </w:pPr>
-          <w:proofErr w:type="spellStart"/>
           <w:r>
             <w:rPr>
               <w:rFonts w:cstheme="minorHAnsi" w:hint="cs"/>
@@ -7378,19 +10735,7 @@
               <w:szCs w:val="18"/>
               <w:rtl/>
             </w:rPr>
-            <w:t>أ.م.د</w:t>
-          </w:r>
-          <w:proofErr w:type="spellEnd"/>
-          <w:r>
-            <w:rPr>
-              <w:rFonts w:cstheme="minorHAnsi" w:hint="cs"/>
-              <w:b/>
-              <w:bCs/>
-              <w:sz w:val="18"/>
-              <w:szCs w:val="18"/>
-              <w:rtl/>
-            </w:rPr>
-            <w:t xml:space="preserve"> حارث عبدالاله</w:t>
+            <w:t>أ.م.د حارث عبدالاله</w:t>
           </w:r>
         </w:p>
       </w:tc>
@@ -7421,7 +10766,6 @@
             </w:rPr>
             <w:t xml:space="preserve">                 </w:t>
           </w:r>
-          <w:proofErr w:type="spellStart"/>
           <w:r>
             <w:rPr>
               <w:rFonts w:cstheme="minorHAnsi" w:hint="cs"/>
@@ -7431,19 +10775,7 @@
               <w:szCs w:val="18"/>
               <w:rtl/>
             </w:rPr>
-            <w:t>أ.م.د</w:t>
-          </w:r>
-          <w:proofErr w:type="spellEnd"/>
-          <w:r>
-            <w:rPr>
-              <w:rFonts w:cstheme="minorHAnsi" w:hint="cs"/>
-              <w:b/>
-              <w:bCs/>
-              <w:sz w:val="18"/>
-              <w:szCs w:val="18"/>
-              <w:rtl/>
-            </w:rPr>
-            <w:t>/ سناء عبد الأمير</w:t>
+            <w:t>أ.م.د/ سناء عبد الأمير</w:t>
           </w:r>
         </w:p>
       </w:tc>
@@ -7472,7 +10804,7 @@
   </w:tbl>
   <w:p>
     <w:pPr>
-      <w:pStyle w:val="a6"/>
+      <w:pStyle w:val="Footer"/>
       <w:rPr>
         <w:sz w:val="2"/>
         <w:szCs w:val="2"/>
@@ -7483,7 +10815,7 @@
 </file>
 
 <file path=word/footnotes.xml><?xml version="1.0" encoding="utf-8"?>
-<w:footnotes xmlns:wpc="http://schemas.microsoft.com/office/word/2010/wordprocessingCanvas" xmlns:cx="http://schemas.microsoft.com/office/drawing/2014/chartex" xmlns:cx1="http://schemas.microsoft.com/office/drawing/2015/9/8/chartex" xmlns:mc="http://schemas.openxmlformats.org/markup-compatibility/2006" xmlns:o="urn:schemas-microsoft-com:office:office" xmlns:r="http://schemas.openxmlformats.org/officeDocument/2006/relationships" xmlns:m="http://schemas.openxmlformats.org/officeDocument/2006/math" xmlns:v="urn:schemas-microsoft-com:vml" xmlns:wp14="http://schemas.microsoft.com/office/word/2010/wordprocessingDrawing" xmlns:wp="http://schemas.openxmlformats.org/drawingml/2006/wordprocessingDrawing" xmlns:w10="urn:schemas-microsoft-com:office:word" xmlns:w="http://schemas.openxmlformats.org/wordprocessingml/2006/main" xmlns:w14="http://schemas.microsoft.com/office/word/2010/wordml" xmlns:w15="http://schemas.microsoft.com/office/word/2012/wordml" xmlns:w16se="http://schemas.microsoft.com/office/word/2015/wordml/symex" xmlns:wpg="http://schemas.microsoft.com/office/word/2010/wordprocessingGroup" xmlns:wpi="http://schemas.microsoft.com/office/word/2010/wordprocessingInk" xmlns:wne="http://schemas.microsoft.com/office/word/2006/wordml" xmlns:wps="http://schemas.microsoft.com/office/word/2010/wordprocessingShape" mc:Ignorable="w14 w15 w16se wp14">
+<w:footnotes xmlns:wpc="http://schemas.microsoft.com/office/word/2010/wordprocessingCanvas" xmlns:mc="http://schemas.openxmlformats.org/markup-compatibility/2006" xmlns:o="urn:schemas-microsoft-com:office:office" xmlns:r="http://schemas.openxmlformats.org/officeDocument/2006/relationships" xmlns:m="http://schemas.openxmlformats.org/officeDocument/2006/math" xmlns:v="urn:schemas-microsoft-com:vml" xmlns:wp14="http://schemas.microsoft.com/office/word/2010/wordprocessingDrawing" xmlns:wp="http://schemas.openxmlformats.org/drawingml/2006/wordprocessingDrawing" xmlns:w10="urn:schemas-microsoft-com:office:word" xmlns:w="http://schemas.openxmlformats.org/wordprocessingml/2006/main" xmlns:w14="http://schemas.microsoft.com/office/word/2010/wordml" xmlns:w15="http://schemas.microsoft.com/office/word/2012/wordml" xmlns:wpg="http://schemas.microsoft.com/office/word/2010/wordprocessingGroup" xmlns:wpi="http://schemas.microsoft.com/office/word/2010/wordprocessingInk" xmlns:wne="http://schemas.microsoft.com/office/word/2006/wordml" xmlns:wps="http://schemas.microsoft.com/office/word/2010/wordprocessingShape" mc:Ignorable="w14 w15 wp14">
   <w:footnote w:type="separator" w:id="-1">
     <w:p>
       <w:pPr>
@@ -7508,7 +10840,7 @@
 </file>
 
 <file path=word/numbering.xml><?xml version="1.0" encoding="utf-8"?>
-<w:numbering xmlns:wpc="http://schemas.microsoft.com/office/word/2010/wordprocessingCanvas" xmlns:cx="http://schemas.microsoft.com/office/drawing/2014/chartex" xmlns:cx1="http://schemas.microsoft.com/office/drawing/2015/9/8/chartex" xmlns:mc="http://schemas.openxmlformats.org/markup-compatibility/2006" xmlns:o="urn:schemas-microsoft-com:office:office" xmlns:r="http://schemas.openxmlformats.org/officeDocument/2006/relationships" xmlns:m="http://schemas.openxmlformats.org/officeDocument/2006/math" xmlns:v="urn:schemas-microsoft-com:vml" xmlns:wp14="http://schemas.microsoft.com/office/word/2010/wordprocessingDrawing" xmlns:wp="http://schemas.openxmlformats.org/drawingml/2006/wordprocessingDrawing" xmlns:w10="urn:schemas-microsoft-com:office:word" xmlns:w="http://schemas.openxmlformats.org/wordprocessingml/2006/main" xmlns:w14="http://schemas.microsoft.com/office/word/2010/wordml" xmlns:w15="http://schemas.microsoft.com/office/word/2012/wordml" xmlns:w16se="http://schemas.microsoft.com/office/word/2015/wordml/symex" xmlns:wpg="http://schemas.microsoft.com/office/word/2010/wordprocessingGroup" xmlns:wpi="http://schemas.microsoft.com/office/word/2010/wordprocessingInk" xmlns:wne="http://schemas.microsoft.com/office/word/2006/wordml" xmlns:wps="http://schemas.microsoft.com/office/word/2010/wordprocessingShape" mc:Ignorable="w14 w15 w16se wp14">
+<w:numbering xmlns:wpc="http://schemas.microsoft.com/office/word/2010/wordprocessingCanvas" xmlns:mc="http://schemas.openxmlformats.org/markup-compatibility/2006" xmlns:o="urn:schemas-microsoft-com:office:office" xmlns:r="http://schemas.openxmlformats.org/officeDocument/2006/relationships" xmlns:m="http://schemas.openxmlformats.org/officeDocument/2006/math" xmlns:v="urn:schemas-microsoft-com:vml" xmlns:wp14="http://schemas.microsoft.com/office/word/2010/wordprocessingDrawing" xmlns:wp="http://schemas.openxmlformats.org/drawingml/2006/wordprocessingDrawing" xmlns:w10="urn:schemas-microsoft-com:office:word" xmlns:w="http://schemas.openxmlformats.org/wordprocessingml/2006/main" xmlns:w14="http://schemas.microsoft.com/office/word/2010/wordml" xmlns:w15="http://schemas.microsoft.com/office/word/2012/wordml" xmlns:wpg="http://schemas.microsoft.com/office/word/2010/wordprocessingGroup" xmlns:wpi="http://schemas.microsoft.com/office/word/2010/wordprocessingInk" xmlns:wne="http://schemas.microsoft.com/office/word/2006/wordml" xmlns:wps="http://schemas.microsoft.com/office/word/2010/wordprocessingShape" mc:Ignorable="w14 w15 wp14">
   <w:abstractNum w:abstractNumId="0" w15:restartNumberingAfterBreak="0">
     <w:nsid w:val="0D4F3816"/>
     <w:multiLevelType w:val="hybridMultilevel"/>
@@ -8317,7 +11649,7 @@
 </file>
 
 <file path=word/styles.xml><?xml version="1.0" encoding="utf-8"?>
-<w:styles xmlns:mc="http://schemas.openxmlformats.org/markup-compatibility/2006" xmlns:r="http://schemas.openxmlformats.org/officeDocument/2006/relationships" xmlns:w="http://schemas.openxmlformats.org/wordprocessingml/2006/main" xmlns:w14="http://schemas.microsoft.com/office/word/2010/wordml" xmlns:w15="http://schemas.microsoft.com/office/word/2012/wordml" xmlns:w16se="http://schemas.microsoft.com/office/word/2015/wordml/symex" mc:Ignorable="w14 w15 w16se">
+<w:styles xmlns:mc="http://schemas.openxmlformats.org/markup-compatibility/2006" xmlns:r="http://schemas.openxmlformats.org/officeDocument/2006/relationships" xmlns:w="http://schemas.openxmlformats.org/wordprocessingml/2006/main" xmlns:w14="http://schemas.microsoft.com/office/word/2010/wordml" xmlns:w15="http://schemas.microsoft.com/office/word/2012/wordml" mc:Ignorable="w14 w15">
   <w:docDefaults>
     <w:rPrDefault>
       <w:rPr>
@@ -8708,17 +12040,17 @@
     <w:lsdException w:name="List Table 6 Colorful Accent 6" w:uiPriority="51"/>
     <w:lsdException w:name="List Table 7 Colorful Accent 6" w:uiPriority="52"/>
   </w:latentStyles>
-  <w:style w:type="paragraph" w:default="1" w:styleId="a">
+  <w:style w:type="paragraph" w:default="1" w:styleId="Normal">
     <w:name w:val="Normal"/>
     <w:qFormat/>
   </w:style>
-  <w:style w:type="character" w:default="1" w:styleId="a0">
+  <w:style w:type="character" w:default="1" w:styleId="DefaultParagraphFont">
     <w:name w:val="Default Paragraph Font"/>
     <w:uiPriority w:val="1"/>
     <w:semiHidden/>
     <w:unhideWhenUsed/>
   </w:style>
-  <w:style w:type="table" w:default="1" w:styleId="a1">
+  <w:style w:type="table" w:default="1" w:styleId="TableNormal">
     <w:name w:val="Normal Table"/>
     <w:uiPriority w:val="99"/>
     <w:semiHidden/>
@@ -8733,15 +12065,15 @@
       </w:tblCellMar>
     </w:tblPr>
   </w:style>
-  <w:style w:type="numbering" w:default="1" w:styleId="a2">
+  <w:style w:type="numbering" w:default="1" w:styleId="NoList">
     <w:name w:val="No List"/>
     <w:uiPriority w:val="99"/>
     <w:semiHidden/>
     <w:unhideWhenUsed/>
   </w:style>
-  <w:style w:type="table" w:styleId="a3">
+  <w:style w:type="table" w:styleId="TableGrid">
     <w:name w:val="Table Grid"/>
-    <w:basedOn w:val="a1"/>
+    <w:basedOn w:val="TableNormal"/>
     <w:uiPriority w:val="59"/>
     <w:rsid w:val="004E5708"/>
     <w:pPr>
@@ -8758,10 +12090,10 @@
       </w:tblBorders>
     </w:tblPr>
   </w:style>
-  <w:style w:type="paragraph" w:styleId="a4">
+  <w:style w:type="paragraph" w:styleId="BalloonText">
     <w:name w:val="Balloon Text"/>
-    <w:basedOn w:val="a"/>
-    <w:link w:val="Char"/>
+    <w:basedOn w:val="Normal"/>
+    <w:link w:val="BalloonTextChar"/>
     <w:uiPriority w:val="99"/>
     <w:semiHidden/>
     <w:unhideWhenUsed/>
@@ -8775,10 +12107,10 @@
       <w:szCs w:val="16"/>
     </w:rPr>
   </w:style>
-  <w:style w:type="character" w:customStyle="1" w:styleId="Char">
-    <w:name w:val="نص في بالون Char"/>
-    <w:basedOn w:val="a0"/>
-    <w:link w:val="a4"/>
+  <w:style w:type="character" w:customStyle="1" w:styleId="BalloonTextChar">
+    <w:name w:val="Balloon Text Char"/>
+    <w:basedOn w:val="DefaultParagraphFont"/>
+    <w:link w:val="BalloonText"/>
     <w:uiPriority w:val="99"/>
     <w:semiHidden/>
     <w:rsid w:val="004E5708"/>
@@ -8788,10 +12120,10 @@
       <w:szCs w:val="16"/>
     </w:rPr>
   </w:style>
-  <w:style w:type="paragraph" w:styleId="a5">
+  <w:style w:type="paragraph" w:styleId="Header">
     <w:name w:val="header"/>
-    <w:basedOn w:val="a"/>
-    <w:link w:val="Char0"/>
+    <w:basedOn w:val="Normal"/>
+    <w:link w:val="HeaderChar"/>
     <w:uiPriority w:val="99"/>
     <w:unhideWhenUsed/>
     <w:rsid w:val="00D52EC5"/>
@@ -8803,17 +12135,17 @@
       <w:spacing w:before="0" w:after="0" w:line="240" w:lineRule="auto"/>
     </w:pPr>
   </w:style>
-  <w:style w:type="character" w:customStyle="1" w:styleId="Char0">
-    <w:name w:val="رأس الصفحة Char"/>
-    <w:basedOn w:val="a0"/>
-    <w:link w:val="a5"/>
+  <w:style w:type="character" w:customStyle="1" w:styleId="HeaderChar">
+    <w:name w:val="Header Char"/>
+    <w:basedOn w:val="DefaultParagraphFont"/>
+    <w:link w:val="Header"/>
     <w:uiPriority w:val="99"/>
     <w:rsid w:val="00D52EC5"/>
   </w:style>
-  <w:style w:type="paragraph" w:styleId="a6">
+  <w:style w:type="paragraph" w:styleId="Footer">
     <w:name w:val="footer"/>
-    <w:basedOn w:val="a"/>
-    <w:link w:val="Char1"/>
+    <w:basedOn w:val="Normal"/>
+    <w:link w:val="FooterChar"/>
     <w:uiPriority w:val="99"/>
     <w:unhideWhenUsed/>
     <w:rsid w:val="00D52EC5"/>
@@ -8825,10 +12157,10 @@
       <w:spacing w:before="0" w:after="0" w:line="240" w:lineRule="auto"/>
     </w:pPr>
   </w:style>
-  <w:style w:type="character" w:customStyle="1" w:styleId="Char1">
-    <w:name w:val="تذييل الصفحة Char"/>
-    <w:basedOn w:val="a0"/>
-    <w:link w:val="a6"/>
+  <w:style w:type="character" w:customStyle="1" w:styleId="FooterChar">
+    <w:name w:val="Footer Char"/>
+    <w:basedOn w:val="DefaultParagraphFont"/>
+    <w:link w:val="Footer"/>
     <w:uiPriority w:val="99"/>
     <w:rsid w:val="00D52EC5"/>
   </w:style>
@@ -8840,9 +12172,9 @@
       <w:rFonts w:ascii="Calibri" w:eastAsia="Times New Roman" w:hAnsi="Calibri" w:cs="Arial"/>
     </w:rPr>
   </w:style>
-  <w:style w:type="paragraph" w:styleId="a7">
+  <w:style w:type="paragraph" w:styleId="ListParagraph">
     <w:name w:val="List Paragraph"/>
-    <w:basedOn w:val="a"/>
+    <w:basedOn w:val="Normal"/>
     <w:uiPriority w:val="34"/>
     <w:qFormat/>
     <w:rsid w:val="00A31D51"/>
@@ -9144,7 +12476,7 @@
 </file>
 
 <file path=customXml/itemProps1.xml><?xml version="1.0" encoding="utf-8"?>
-<ds:datastoreItem xmlns:ds="http://schemas.openxmlformats.org/officeDocument/2006/customXml" ds:itemID="{DD83566A-5194-4428-82E0-342A8C78A30B}">
+<ds:datastoreItem xmlns:ds="http://schemas.openxmlformats.org/officeDocument/2006/customXml" ds:itemID="{A2C87493-72BB-421F-9657-F9E76D6D9E34}">
   <ds:schemaRefs>
     <ds:schemaRef ds:uri="http://schemas.openxmlformats.org/officeDocument/2006/bibliography"/>
   </ds:schemaRefs>
